--- a/lessons/2-10/downloads/2-10-notes-teacher-l3.docx
+++ b/lessons/2-10/downloads/2-10-notes-teacher-l3.docx
@@ -1345,6 +1345,314 @@
         </w:tc>
       </w:tr>
     </w:tbl>
+    <w:tbl>
+      <w:tblPr>
+        <w:tblW w:type="pct" w:w="100%"/>
+        <w:tblBorders>
+          <w:top w:val="none" w:color="FFFFFF" w:sz="0"/>
+          <w:left w:val="none" w:color="FFFFFF" w:sz="0"/>
+          <w:bottom w:val="single" w:color="C7D2DD" w:sz="4"/>
+          <w:right w:val="none" w:color="FFFFFF" w:sz="0"/>
+          <w:insideH w:val="none" w:color="FFFFFF" w:sz="0"/>
+          <w:insideV w:val="none" w:color="FFFFFF" w:sz="0"/>
+        </w:tblBorders>
+      </w:tblPr>
+      <w:tblGrid>
+        <w:gridCol w:w="1800"/>
+        <w:gridCol w:w="7560"/>
+      </w:tblGrid>
+      <w:tr>
+        <w:trPr>
+          <w:cantSplit/>
+        </w:trPr>
+        <w:tc>
+          <w:tcPr>
+            <w:tcW w:type="dxa" w:w="1800"/>
+            <w:tcMar>
+              <w:top w:type="dxa" w:w="100"/>
+              <w:left w:type="dxa" w:w="40"/>
+              <w:bottom w:type="dxa" w:w="100"/>
+              <w:right w:type="dxa" w:w="120"/>
+            </w:tcMar>
+            <w:vAlign w:val="center"/>
+          </w:tcPr>
+          <w:p>
+            <w:pPr>
+              <w:spacing w:after="0"/>
+              <w:jc w:val="center"/>
+            </w:pPr>
+            <w:r>
+              <w:drawing>
+                <wp:inline distT="0" distB="0" distL="0" distR="0">
+                  <wp:extent cx="1047750" cy="790575"/>
+                  <wp:effectExtent t="0" r="0" b="0" l="0"/>
+                  <wp:docPr id="1" name="" descr="" title=""/>
+                  <wp:cNvGraphicFramePr>
+                    <a:graphicFrameLocks xmlns:a="http://schemas.openxmlformats.org/drawingml/2006/main" noChangeAspect="1"/>
+                  </wp:cNvGraphicFramePr>
+                  <a:graphic xmlns:a="http://schemas.openxmlformats.org/drawingml/2006/main">
+                    <a:graphicData uri="http://schemas.openxmlformats.org/drawingml/2006/picture">
+                      <pic:pic xmlns:pic="http://schemas.openxmlformats.org/drawingml/2006/picture">
+                        <pic:nvPicPr>
+                          <pic:cNvPr id="0" name="" descr=""/>
+                          <pic:cNvPicPr>
+                            <a:picLocks noChangeAspect="1" noChangeArrowheads="1"/>
+                          </pic:cNvPicPr>
+                        </pic:nvPicPr>
+                        <pic:blipFill>
+                          <a:blip r:embed="rId16" cstate="none"/>
+                          <a:srcRect/>
+                          <a:stretch>
+                            <a:fillRect/>
+                          </a:stretch>
+                        </pic:blipFill>
+                        <pic:spPr bwMode="auto">
+                          <a:xfrm>
+                            <a:off x="0" y="0"/>
+                            <a:ext cx="1047750" cy="790575"/>
+                          </a:xfrm>
+                          <a:prstGeom prst="rect">
+                            <a:avLst/>
+                          </a:prstGeom>
+                        </pic:spPr>
+                      </pic:pic>
+                    </a:graphicData>
+                  </a:graphic>
+                </wp:inline>
+              </w:drawing>
+            </w:r>
+          </w:p>
+        </w:tc>
+        <w:tc>
+          <w:tcPr>
+            <w:tcW w:type="dxa" w:w="7560"/>
+            <w:tcMar>
+              <w:top w:type="dxa" w:w="100"/>
+              <w:left w:type="dxa" w:w="40"/>
+              <w:bottom w:type="dxa" w:w="100"/>
+              <w:right w:type="dxa" w:w="40"/>
+            </w:tcMar>
+            <w:vAlign w:val="center"/>
+          </w:tcPr>
+          <w:p>
+            <w:pPr>
+              <w:spacing w:after="50"/>
+            </w:pPr>
+            <w:r>
+              <w:rPr>
+                <w:b/>
+                <w:bCs/>
+                <w:color w:val="12355B"/>
+                <w:sz w:val="24"/>
+                <w:szCs w:val="24"/>
+              </w:rPr>
+              <w:t xml:space="preserve">Cluster</w:t>
+            </w:r>
+            <w:r>
+              <w:rPr>
+                <w:i/>
+                <w:iCs/>
+                <w:color w:val="5F6F80"/>
+                <w:sz w:val="19"/>
+                <w:szCs w:val="19"/>
+              </w:rPr>
+              <w:t xml:space="preserve">   Grupo</w:t>
+            </w:r>
+          </w:p>
+          <w:p>
+            <w:pPr>
+              <w:spacing w:after="40"/>
+            </w:pPr>
+            <w:r>
+              <w:rPr>
+                <w:sz w:val="21"/>
+                <w:szCs w:val="21"/>
+              </w:rPr>
+              <w:t xml:space="preserve">Values bunched close together in one part of a display.</w:t>
+            </w:r>
+          </w:p>
+          <w:p>
+            <w:pPr>
+              <w:spacing w:after="0"/>
+            </w:pPr>
+            <w:r>
+              <w:rPr>
+                <w:b/>
+                <w:bCs/>
+                <w:color w:val="1FA6A2"/>
+                <w:sz w:val="18"/>
+                <w:szCs w:val="18"/>
+              </w:rPr>
+              <w:t xml:space="preserve">Example:  </w:t>
+            </w:r>
+            <w:r>
+              <w:rPr>
+                <w:i/>
+                <w:iCs/>
+                <w:color w:val="5F6F80"/>
+                <w:sz w:val="18"/>
+                <w:szCs w:val="18"/>
+              </w:rPr>
+              <w:t xml:space="preserve">Values packed near 3 on the dot plot.</w:t>
+            </w:r>
+          </w:p>
+        </w:tc>
+      </w:tr>
+    </w:tbl>
+    <w:tbl>
+      <w:tblPr>
+        <w:tblW w:type="pct" w:w="100%"/>
+        <w:tblBorders>
+          <w:top w:val="none" w:color="FFFFFF" w:sz="0"/>
+          <w:left w:val="none" w:color="FFFFFF" w:sz="0"/>
+          <w:bottom w:val="single" w:color="C7D2DD" w:sz="4"/>
+          <w:right w:val="none" w:color="FFFFFF" w:sz="0"/>
+          <w:insideH w:val="none" w:color="FFFFFF" w:sz="0"/>
+          <w:insideV w:val="none" w:color="FFFFFF" w:sz="0"/>
+        </w:tblBorders>
+      </w:tblPr>
+      <w:tblGrid>
+        <w:gridCol w:w="1800"/>
+        <w:gridCol w:w="7560"/>
+      </w:tblGrid>
+      <w:tr>
+        <w:trPr>
+          <w:cantSplit/>
+        </w:trPr>
+        <w:tc>
+          <w:tcPr>
+            <w:tcW w:type="dxa" w:w="1800"/>
+            <w:tcMar>
+              <w:top w:type="dxa" w:w="100"/>
+              <w:left w:type="dxa" w:w="40"/>
+              <w:bottom w:type="dxa" w:w="100"/>
+              <w:right w:type="dxa" w:w="120"/>
+            </w:tcMar>
+            <w:vAlign w:val="center"/>
+          </w:tcPr>
+          <w:p>
+            <w:pPr>
+              <w:spacing w:after="0"/>
+              <w:jc w:val="center"/>
+            </w:pPr>
+            <w:r>
+              <w:drawing>
+                <wp:inline distT="0" distB="0" distL="0" distR="0">
+                  <wp:extent cx="1047750" cy="790575"/>
+                  <wp:effectExtent t="0" r="0" b="0" l="0"/>
+                  <wp:docPr id="1" name="" descr="" title=""/>
+                  <wp:cNvGraphicFramePr>
+                    <a:graphicFrameLocks xmlns:a="http://schemas.openxmlformats.org/drawingml/2006/main" noChangeAspect="1"/>
+                  </wp:cNvGraphicFramePr>
+                  <a:graphic xmlns:a="http://schemas.openxmlformats.org/drawingml/2006/main">
+                    <a:graphicData uri="http://schemas.openxmlformats.org/drawingml/2006/picture">
+                      <pic:pic xmlns:pic="http://schemas.openxmlformats.org/drawingml/2006/picture">
+                        <pic:nvPicPr>
+                          <pic:cNvPr id="0" name="" descr=""/>
+                          <pic:cNvPicPr>
+                            <a:picLocks noChangeAspect="1" noChangeArrowheads="1"/>
+                          </pic:cNvPicPr>
+                        </pic:nvPicPr>
+                        <pic:blipFill>
+                          <a:blip r:embed="rId17" cstate="none"/>
+                          <a:srcRect/>
+                          <a:stretch>
+                            <a:fillRect/>
+                          </a:stretch>
+                        </pic:blipFill>
+                        <pic:spPr bwMode="auto">
+                          <a:xfrm>
+                            <a:off x="0" y="0"/>
+                            <a:ext cx="1047750" cy="790575"/>
+                          </a:xfrm>
+                          <a:prstGeom prst="rect">
+                            <a:avLst/>
+                          </a:prstGeom>
+                        </pic:spPr>
+                      </pic:pic>
+                    </a:graphicData>
+                  </a:graphic>
+                </wp:inline>
+              </w:drawing>
+            </w:r>
+          </w:p>
+        </w:tc>
+        <w:tc>
+          <w:tcPr>
+            <w:tcW w:type="dxa" w:w="7560"/>
+            <w:tcMar>
+              <w:top w:type="dxa" w:w="100"/>
+              <w:left w:type="dxa" w:w="40"/>
+              <w:bottom w:type="dxa" w:w="100"/>
+              <w:right w:type="dxa" w:w="40"/>
+            </w:tcMar>
+            <w:vAlign w:val="center"/>
+          </w:tcPr>
+          <w:p>
+            <w:pPr>
+              <w:spacing w:after="50"/>
+            </w:pPr>
+            <w:r>
+              <w:rPr>
+                <w:b/>
+                <w:bCs/>
+                <w:color w:val="12355B"/>
+                <w:sz w:val="24"/>
+                <w:szCs w:val="24"/>
+              </w:rPr>
+              <w:t xml:space="preserve">Gap</w:t>
+            </w:r>
+            <w:r>
+              <w:rPr>
+                <w:i/>
+                <w:iCs/>
+                <w:color w:val="5F6F80"/>
+                <w:sz w:val="19"/>
+                <w:szCs w:val="19"/>
+              </w:rPr>
+              <w:t xml:space="preserve">   Brecha</w:t>
+            </w:r>
+          </w:p>
+          <w:p>
+            <w:pPr>
+              <w:spacing w:after="40"/>
+            </w:pPr>
+            <w:r>
+              <w:rPr>
+                <w:sz w:val="21"/>
+                <w:szCs w:val="21"/>
+              </w:rPr>
+              <w:t xml:space="preserve">A space on a display where no data values fall.</w:t>
+            </w:r>
+          </w:p>
+          <w:p>
+            <w:pPr>
+              <w:spacing w:after="0"/>
+            </w:pPr>
+            <w:r>
+              <w:rPr>
+                <w:b/>
+                <w:bCs/>
+                <w:color w:val="1FA6A2"/>
+                <w:sz w:val="18"/>
+                <w:szCs w:val="18"/>
+              </w:rPr>
+              <w:t xml:space="preserve">Example:  </w:t>
+            </w:r>
+            <w:r>
+              <w:rPr>
+                <w:i/>
+                <w:iCs/>
+                <w:color w:val="5F6F80"/>
+                <w:sz w:val="18"/>
+                <w:szCs w:val="18"/>
+              </w:rPr>
+              <w:t xml:space="preserve">Nothing between 11 and 32 on the number line.</w:t>
+            </w:r>
+          </w:p>
+        </w:tc>
+      </w:tr>
+    </w:tbl>
     <w:p>
       <w:pPr>
         <w:pStyle w:val="Heading1"/>
@@ -1433,7 +1741,7 @@
                 <w:sz w:val="21"/>
                 <w:szCs w:val="21"/>
               </w:rPr>
-              <w:t xml:space="preserve">Appropriate Measures of Center      •      Mean      •      Median      •      Outlier      •      Skewed      •      Data distribution      •      Variability</w:t>
+              <w:t xml:space="preserve">Appropriate Measures of Center      •      Mean      •      Median      •      Outlier      •      Skewed      •      Data distribution      •      Variability      •      Cluster      •      Gap</w:t>
             </w:r>
           </w:p>
         </w:tc>
@@ -1732,6 +2040,80 @@
           <w:szCs w:val="22"/>
         </w:rPr>
         <w:t xml:space="preserve">How much the data values differ is the </w:t>
+      </w:r>
+      <w:r>
+        <w:rPr>
+          <w:sz w:val="22"/>
+          <w:szCs w:val="22"/>
+        </w:rPr>
+        <w:t xml:space="preserve">________________</w:t>
+      </w:r>
+      <w:r>
+        <w:rPr>
+          <w:sz w:val="22"/>
+          <w:szCs w:val="22"/>
+        </w:rPr>
+        <w:t xml:space="preserve">.</w:t>
+      </w:r>
+    </w:p>
+    <w:p>
+      <w:pPr>
+        <w:keepLines/>
+        <w:spacing w:after="260" w:before="200"/>
+      </w:pPr>
+      <w:r>
+        <w:rPr>
+          <w:b/>
+          <w:bCs/>
+          <w:color w:val="12355B"/>
+          <w:sz w:val="22"/>
+          <w:szCs w:val="22"/>
+        </w:rPr>
+        <w:t xml:space="preserve">8.  </w:t>
+      </w:r>
+      <w:r>
+        <w:rPr>
+          <w:sz w:val="22"/>
+          <w:szCs w:val="22"/>
+        </w:rPr>
+        <w:t xml:space="preserve">Values bunched close together in one spot form a </w:t>
+      </w:r>
+      <w:r>
+        <w:rPr>
+          <w:sz w:val="22"/>
+          <w:szCs w:val="22"/>
+        </w:rPr>
+        <w:t xml:space="preserve">________________</w:t>
+      </w:r>
+      <w:r>
+        <w:rPr>
+          <w:sz w:val="22"/>
+          <w:szCs w:val="22"/>
+        </w:rPr>
+        <w:t xml:space="preserve">.</w:t>
+      </w:r>
+    </w:p>
+    <w:p>
+      <w:pPr>
+        <w:keepLines/>
+        <w:spacing w:after="260" w:before="200"/>
+      </w:pPr>
+      <w:r>
+        <w:rPr>
+          <w:b/>
+          <w:bCs/>
+          <w:color w:val="12355B"/>
+          <w:sz w:val="22"/>
+          <w:szCs w:val="22"/>
+        </w:rPr>
+        <w:t xml:space="preserve">9.  </w:t>
+      </w:r>
+      <w:r>
+        <w:rPr>
+          <w:sz w:val="22"/>
+          <w:szCs w:val="22"/>
+        </w:rPr>
+        <w:t xml:space="preserve">A space where no values fall on a display is a </w:t>
       </w:r>
       <w:r>
         <w:rPr>
@@ -2815,7 +3197,7 @@
           <w:sz w:val="20"/>
           <w:szCs w:val="20"/>
         </w:rPr>
-        <w:t xml:space="preserve">A)  Mean</w:t>
+        <w:t xml:space="preserve">A)  Median</w:t>
       </w:r>
     </w:p>
     <w:p>
@@ -2828,7 +3210,7 @@
           <w:sz w:val="20"/>
           <w:szCs w:val="20"/>
         </w:rPr>
-        <w:t xml:space="preserve">B)  Median</w:t>
+        <w:t xml:space="preserve">B)  Neither — the data is too small</w:t>
       </w:r>
     </w:p>
     <w:p>
@@ -2841,7 +3223,7 @@
           <w:sz w:val="20"/>
           <w:szCs w:val="20"/>
         </w:rPr>
-        <w:t xml:space="preserve">C)  Neither — the data is too small</w:t>
+        <w:t xml:space="preserve">C)  Both are equally bad</w:t>
       </w:r>
     </w:p>
     <w:p>
@@ -2854,7 +3236,7 @@
           <w:sz w:val="20"/>
           <w:szCs w:val="20"/>
         </w:rPr>
-        <w:t xml:space="preserve">D)  Both are equally bad</w:t>
+        <w:t xml:space="preserve">D)  Mean</w:t>
       </w:r>
     </w:p>
     <w:p>
@@ -2900,7 +3282,7 @@
           <w:sz w:val="21"/>
           <w:szCs w:val="21"/>
         </w:rPr>
-        <w:t xml:space="preserve">A. Mean</w:t>
+        <w:t xml:space="preserve">D. Mean</w:t>
       </w:r>
     </w:p>
     <w:p>
@@ -3223,6 +3605,48 @@
     </w:p>
     <w:p>
       <w:pPr>
+        <w:spacing w:after="80"/>
+      </w:pPr>
+      <w:r>
+        <w:rPr>
+          <w:b/>
+          <w:bCs/>
+          <w:sz w:val="21"/>
+          <w:szCs w:val="21"/>
+        </w:rPr>
+        <w:t xml:space="preserve">Notes 8:  </w:t>
+      </w:r>
+      <w:r>
+        <w:rPr>
+          <w:sz w:val="21"/>
+          <w:szCs w:val="21"/>
+        </w:rPr>
+        <w:t xml:space="preserve">Cluster</w:t>
+      </w:r>
+    </w:p>
+    <w:p>
+      <w:pPr>
+        <w:spacing w:after="80"/>
+      </w:pPr>
+      <w:r>
+        <w:rPr>
+          <w:b/>
+          <w:bCs/>
+          <w:sz w:val="21"/>
+          <w:szCs w:val="21"/>
+        </w:rPr>
+        <w:t xml:space="preserve">Notes 9:  </w:t>
+      </w:r>
+      <w:r>
+        <w:rPr>
+          <w:sz w:val="21"/>
+          <w:szCs w:val="21"/>
+        </w:rPr>
+        <w:t xml:space="preserve">Gap</w:t>
+      </w:r>
+    </w:p>
+    <w:p>
+      <w:pPr>
         <w:pStyle w:val="Heading2"/>
         <w:spacing w:after="80" w:before="180"/>
       </w:pPr>
@@ -3255,7 +3679,7 @@
           <w:sz w:val="21"/>
           <w:szCs w:val="21"/>
         </w:rPr>
-        <w:t xml:space="preserve">A. Mean</w:t>
+        <w:t xml:space="preserve">D. Mean</w:t>
       </w:r>
     </w:p>
     <w:p>
@@ -3276,7 +3700,7 @@
           <w:sz w:val="21"/>
           <w:szCs w:val="21"/>
         </w:rPr>
-        <w:t xml:space="preserve">A. Median — the outlier 12:00 pulls the mean too high</w:t>
+        <w:t xml:space="preserve">B. Median — the outlier 12:00 pulls the mean too high</w:t>
       </w:r>
     </w:p>
     <w:p>
@@ -3385,7 +3809,7 @@
           <w:sz w:val="21"/>
           <w:szCs w:val="21"/>
         </w:rPr>
-        <w:t xml:space="preserve">A)  Median (7) — the outlier 50 inflates the mean</w:t>
+        <w:t xml:space="preserve">C)  Median (7) — the outlier 50 inflates the mean</w:t>
       </w:r>
       <w:r>
         <w:rPr>

--- a/lessons/2-10/downloads/2-10-notes-teacher-l3.docx
+++ b/lessons/2-10/downloads/2-10-notes-teacher-l3.docx
@@ -264,49 +264,269 @@
           <w:sz w:val="19"/>
           <w:szCs w:val="19"/>
         </w:rPr>
-        <w:t xml:space="preserve">Look at the picture, read the word, then read what it means.</w:t>
+        <w:t xml:space="preserve">Review each concept term, definition, non-example, and visual clue.</w:t>
       </w:r>
     </w:p>
     <w:tbl>
       <w:tblPr>
-        <w:tblW w:type="pct" w:w="100%"/>
+        <w:tblW w:type="dxa" w:w="9360"/>
         <w:tblBorders>
-          <w:top w:val="none" w:color="FFFFFF" w:sz="0"/>
-          <w:left w:val="none" w:color="FFFFFF" w:sz="0"/>
-          <w:bottom w:val="single" w:color="C7D2DD" w:sz="4"/>
-          <w:right w:val="none" w:color="FFFFFF" w:sz="0"/>
-          <w:insideH w:val="none" w:color="FFFFFF" w:sz="0"/>
-          <w:insideV w:val="none" w:color="FFFFFF" w:sz="0"/>
+          <w:top w:val="single" w:color="C7D2DD" w:sz="6"/>
+          <w:left w:val="single" w:color="C7D2DD" w:sz="6"/>
+          <w:bottom w:val="single" w:color="C7D2DD" w:sz="6"/>
+          <w:right w:val="single" w:color="C7D2DD" w:sz="6"/>
+          <w:insideH w:val="single" w:color="C7D2DD" w:sz="6"/>
+          <w:insideV w:val="single" w:color="C7D2DD" w:sz="6"/>
         </w:tblBorders>
       </w:tblPr>
       <w:tblGrid>
         <w:gridCol w:w="1800"/>
-        <w:gridCol w:w="7560"/>
+        <w:gridCol w:w="3160"/>
+        <w:gridCol w:w="2200"/>
+        <w:gridCol w:w="2200"/>
       </w:tblGrid>
       <w:tr>
         <w:trPr>
           <w:cantSplit/>
+          <w:tblHeader/>
         </w:trPr>
         <w:tc>
           <w:tcPr>
             <w:tcW w:type="dxa" w:w="1800"/>
-            <w:tcMar>
-              <w:top w:type="dxa" w:w="100"/>
-              <w:left w:type="dxa" w:w="40"/>
-              <w:bottom w:type="dxa" w:w="100"/>
-              <w:right w:type="dxa" w:w="120"/>
-            </w:tcMar>
-            <w:vAlign w:val="center"/>
+            <w:shd w:fill="EEF4F8" w:color="auto" w:val="clear"/>
+            <w:tcMar>
+              <w:top w:type="dxa" w:w="80"/>
+              <w:left w:type="dxa" w:w="100"/>
+              <w:bottom w:type="dxa" w:w="80"/>
+              <w:right w:type="dxa" w:w="100"/>
+            </w:tcMar>
           </w:tcPr>
           <w:p>
             <w:pPr>
               <w:spacing w:after="0"/>
+            </w:pPr>
+            <w:r>
+              <w:rPr>
+                <w:b/>
+                <w:bCs/>
+                <w:color w:val="12355B"/>
+                <w:sz w:val="19"/>
+                <w:szCs w:val="19"/>
+              </w:rPr>
+              <w:t xml:space="preserve">Concept Term</w:t>
+            </w:r>
+          </w:p>
+        </w:tc>
+        <w:tc>
+          <w:tcPr>
+            <w:tcW w:type="dxa" w:w="3160"/>
+            <w:shd w:fill="EEF4F8" w:color="auto" w:val="clear"/>
+            <w:tcMar>
+              <w:top w:type="dxa" w:w="80"/>
+              <w:left w:type="dxa" w:w="100"/>
+              <w:bottom w:type="dxa" w:w="80"/>
+              <w:right w:type="dxa" w:w="100"/>
+            </w:tcMar>
+          </w:tcPr>
+          <w:p>
+            <w:pPr>
+              <w:spacing w:after="0"/>
+            </w:pPr>
+            <w:r>
+              <w:rPr>
+                <w:b/>
+                <w:bCs/>
+                <w:color w:val="12355B"/>
+                <w:sz w:val="19"/>
+                <w:szCs w:val="19"/>
+              </w:rPr>
+              <w:t xml:space="preserve">Student-Friendly Definition</w:t>
+            </w:r>
+          </w:p>
+        </w:tc>
+        <w:tc>
+          <w:tcPr>
+            <w:tcW w:type="dxa" w:w="2200"/>
+            <w:shd w:fill="EEF4F8" w:color="auto" w:val="clear"/>
+            <w:tcMar>
+              <w:top w:type="dxa" w:w="80"/>
+              <w:left w:type="dxa" w:w="100"/>
+              <w:bottom w:type="dxa" w:w="80"/>
+              <w:right w:type="dxa" w:w="100"/>
+            </w:tcMar>
+          </w:tcPr>
+          <w:p>
+            <w:pPr>
+              <w:spacing w:after="0"/>
+            </w:pPr>
+            <w:r>
+              <w:rPr>
+                <w:b/>
+                <w:bCs/>
+                <w:color w:val="12355B"/>
+                <w:sz w:val="19"/>
+                <w:szCs w:val="19"/>
+              </w:rPr>
+              <w:t xml:space="preserve">Non-Example</w:t>
+            </w:r>
+          </w:p>
+        </w:tc>
+        <w:tc>
+          <w:tcPr>
+            <w:tcW w:type="dxa" w:w="2200"/>
+            <w:shd w:fill="EEF4F8" w:color="auto" w:val="clear"/>
+            <w:tcMar>
+              <w:top w:type="dxa" w:w="80"/>
+              <w:left w:type="dxa" w:w="100"/>
+              <w:bottom w:type="dxa" w:w="80"/>
+              <w:right w:type="dxa" w:w="100"/>
+            </w:tcMar>
+          </w:tcPr>
+          <w:p>
+            <w:pPr>
+              <w:spacing w:after="0"/>
+            </w:pPr>
+            <w:r>
+              <w:rPr>
+                <w:b/>
+                <w:bCs/>
+                <w:color w:val="12355B"/>
+                <w:sz w:val="19"/>
+                <w:szCs w:val="19"/>
+              </w:rPr>
+              <w:t xml:space="preserve">Visual Clue</w:t>
+            </w:r>
+          </w:p>
+        </w:tc>
+      </w:tr>
+      <w:tr>
+        <w:trPr>
+          <w:cantSplit/>
+        </w:trPr>
+        <w:tc>
+          <w:tcPr>
+            <w:tcW w:type="dxa" w:w="1800"/>
+            <w:tcMar>
+              <w:top w:type="dxa" w:w="80"/>
+              <w:left w:type="dxa" w:w="100"/>
+              <w:bottom w:type="dxa" w:w="80"/>
+              <w:right w:type="dxa" w:w="100"/>
+            </w:tcMar>
+            <w:vAlign w:val="top"/>
+          </w:tcPr>
+          <w:p>
+            <w:pPr>
+              <w:spacing w:after="30"/>
+            </w:pPr>
+            <w:r>
+              <w:rPr>
+                <w:b/>
+                <w:bCs/>
+                <w:color w:val="12355B"/>
+                <w:sz w:val="21"/>
+                <w:szCs w:val="21"/>
+              </w:rPr>
+              <w:t xml:space="preserve">Appropriate Measures of Center</w:t>
+            </w:r>
+          </w:p>
+          <w:p>
+            <w:pPr>
+              <w:spacing w:after="0"/>
+            </w:pPr>
+            <w:r>
+              <w:rPr>
+                <w:i/>
+                <w:iCs/>
+                <w:color w:val="5F6F80"/>
+                <w:sz w:val="18"/>
+                <w:szCs w:val="18"/>
+              </w:rPr>
+              <w:t xml:space="preserve">Medidas de centro apropiadas</w:t>
+            </w:r>
+          </w:p>
+        </w:tc>
+        <w:tc>
+          <w:tcPr>
+            <w:tcW w:type="dxa" w:w="3160"/>
+            <w:tcMar>
+              <w:top w:type="dxa" w:w="80"/>
+              <w:left w:type="dxa" w:w="100"/>
+              <w:bottom w:type="dxa" w:w="80"/>
+              <w:right w:type="dxa" w:w="100"/>
+            </w:tcMar>
+            <w:vAlign w:val="top"/>
+          </w:tcPr>
+          <w:p>
+            <w:pPr>
+              <w:spacing w:after="0"/>
+            </w:pPr>
+            <w:r>
+              <w:rPr>
+                <w:sz w:val="20"/>
+                <w:szCs w:val="20"/>
+              </w:rPr>
+              <w:t xml:space="preserve">A mean, median, or mode chosen because it describes a data set fairly.</w:t>
+            </w:r>
+          </w:p>
+        </w:tc>
+        <w:tc>
+          <w:tcPr>
+            <w:tcW w:type="dxa" w:w="2200"/>
+            <w:tcMar>
+              <w:top w:type="dxa" w:w="80"/>
+              <w:left w:type="dxa" w:w="100"/>
+              <w:bottom w:type="dxa" w:w="80"/>
+              <w:right w:type="dxa" w:w="100"/>
+            </w:tcMar>
+            <w:vAlign w:val="top"/>
+          </w:tcPr>
+          <w:p>
+            <w:pPr>
+              <w:spacing w:after="40"/>
+            </w:pPr>
+            <w:r>
+              <w:rPr>
+                <w:i/>
+                <w:iCs/>
+                <w:color w:val="5F6F80"/>
+                <w:sz w:val="19"/>
+                <w:szCs w:val="19"/>
+              </w:rPr>
+              <w:t xml:space="preserve">Not Appropriate Measures of Center: write a counter-example that breaks the definition.</w:t>
+            </w:r>
+          </w:p>
+          <w:p>
+            <w:pPr>
+              <w:pBdr>
+                <w:bottom w:val="single" w:color="AFBECC" w:sz="6"/>
+              </w:pBdr>
+              <w:spacing w:after="30" w:before="150"/>
+            </w:pPr>
+            <w:r>
+              <w:t xml:space="preserve"/>
+            </w:r>
+          </w:p>
+        </w:tc>
+        <w:tc>
+          <w:tcPr>
+            <w:tcW w:type="dxa" w:w="2200"/>
+            <w:tcMar>
+              <w:top w:type="dxa" w:w="80"/>
+              <w:left w:type="dxa" w:w="100"/>
+              <w:bottom w:type="dxa" w:w="80"/>
+              <w:right w:type="dxa" w:w="100"/>
+            </w:tcMar>
+            <w:vAlign w:val="top"/>
+          </w:tcPr>
+          <w:p>
+            <w:pPr>
+              <w:spacing w:after="40"/>
               <w:jc w:val="center"/>
             </w:pPr>
             <w:r>
               <w:drawing>
                 <wp:inline distT="0" distB="0" distL="0" distR="0">
-                  <wp:extent cx="1047750" cy="790575"/>
+                  <wp:extent cx="876300" cy="657225"/>
                   <wp:effectExtent t="0" r="0" b="0" l="0"/>
                   <wp:docPr id="1" name="" descr="" title=""/>
                   <wp:cNvGraphicFramePr>
@@ -331,7 +551,7 @@
                         <pic:spPr bwMode="auto">
                           <a:xfrm>
                             <a:off x="0" y="0"/>
-                            <a:ext cx="1047750" cy="790575"/>
+                            <a:ext cx="876300" cy="657225"/>
                           </a:xfrm>
                           <a:prstGeom prst="rect">
                             <a:avLst/>
@@ -344,32 +564,108 @@
               </w:drawing>
             </w:r>
           </w:p>
-        </w:tc>
-        <w:tc>
-          <w:tcPr>
-            <w:tcW w:type="dxa" w:w="7560"/>
-            <w:tcMar>
-              <w:top w:type="dxa" w:w="100"/>
-              <w:left w:type="dxa" w:w="40"/>
-              <w:bottom w:type="dxa" w:w="100"/>
-              <w:right w:type="dxa" w:w="40"/>
-            </w:tcMar>
-            <w:vAlign w:val="center"/>
-          </w:tcPr>
-          <w:p>
-            <w:pPr>
-              <w:spacing w:after="50"/>
+          <w:p>
+            <w:pPr>
+              <w:spacing w:after="0"/>
+            </w:pPr>
+            <w:r>
+              <w:rPr>
+                <w:i/>
+                <w:iCs/>
+                <w:color w:val="5F6F80"/>
+                <w:sz w:val="18"/>
+                <w:szCs w:val="18"/>
+              </w:rPr>
+              <w:t xml:space="preserve">Use the median when an outlier would pull the mean too far.</w:t>
+            </w:r>
+          </w:p>
+        </w:tc>
+      </w:tr>
+      <w:tr>
+        <w:trPr>
+          <w:cantSplit/>
+        </w:trPr>
+        <w:tc>
+          <w:tcPr>
+            <w:tcW w:type="dxa" w:w="1800"/>
+            <w:tcMar>
+              <w:top w:type="dxa" w:w="80"/>
+              <w:left w:type="dxa" w:w="100"/>
+              <w:bottom w:type="dxa" w:w="80"/>
+              <w:right w:type="dxa" w:w="100"/>
+            </w:tcMar>
+            <w:vAlign w:val="top"/>
+          </w:tcPr>
+          <w:p>
+            <w:pPr>
+              <w:spacing w:after="30"/>
             </w:pPr>
             <w:r>
               <w:rPr>
                 <w:b/>
                 <w:bCs/>
                 <w:color w:val="12355B"/>
-                <w:sz w:val="24"/>
-                <w:szCs w:val="24"/>
-              </w:rPr>
-              <w:t xml:space="preserve">Appropriate Measures of Center</w:t>
-            </w:r>
+                <w:sz w:val="21"/>
+                <w:szCs w:val="21"/>
+              </w:rPr>
+              <w:t xml:space="preserve">Mean</w:t>
+            </w:r>
+          </w:p>
+          <w:p>
+            <w:pPr>
+              <w:spacing w:after="0"/>
+            </w:pPr>
+            <w:r>
+              <w:rPr>
+                <w:i/>
+                <w:iCs/>
+                <w:color w:val="5F6F80"/>
+                <w:sz w:val="18"/>
+                <w:szCs w:val="18"/>
+              </w:rPr>
+              <w:t xml:space="preserve">Media</w:t>
+            </w:r>
+          </w:p>
+        </w:tc>
+        <w:tc>
+          <w:tcPr>
+            <w:tcW w:type="dxa" w:w="3160"/>
+            <w:tcMar>
+              <w:top w:type="dxa" w:w="80"/>
+              <w:left w:type="dxa" w:w="100"/>
+              <w:bottom w:type="dxa" w:w="80"/>
+              <w:right w:type="dxa" w:w="100"/>
+            </w:tcMar>
+            <w:vAlign w:val="top"/>
+          </w:tcPr>
+          <w:p>
+            <w:pPr>
+              <w:spacing w:after="0"/>
+            </w:pPr>
+            <w:r>
+              <w:rPr>
+                <w:sz w:val="20"/>
+                <w:szCs w:val="20"/>
+              </w:rPr>
+              <w:t xml:space="preserve">The average. Add all the numbers, then divide by how many there are.</w:t>
+            </w:r>
+          </w:p>
+        </w:tc>
+        <w:tc>
+          <w:tcPr>
+            <w:tcW w:type="dxa" w:w="2200"/>
+            <w:tcMar>
+              <w:top w:type="dxa" w:w="80"/>
+              <w:left w:type="dxa" w:w="100"/>
+              <w:bottom w:type="dxa" w:w="80"/>
+              <w:right w:type="dxa" w:w="100"/>
+            </w:tcMar>
+            <w:vAlign w:val="top"/>
+          </w:tcPr>
+          <w:p>
+            <w:pPr>
+              <w:spacing w:after="40"/>
+            </w:pPr>
             <w:r>
               <w:rPr>
                 <w:i/>
@@ -378,89 +674,41 @@
                 <w:sz w:val="19"/>
                 <w:szCs w:val="19"/>
               </w:rPr>
-              <w:t xml:space="preserve">   Medidas de centro apropiadas</w:t>
-            </w:r>
-          </w:p>
+              <w:t xml:space="preserve">Not Mean: write a counter-example that breaks the definition.</w:t>
+            </w:r>
+          </w:p>
+          <w:p>
+            <w:pPr>
+              <w:pBdr>
+                <w:bottom w:val="single" w:color="AFBECC" w:sz="6"/>
+              </w:pBdr>
+              <w:spacing w:after="30" w:before="150"/>
+            </w:pPr>
+            <w:r>
+              <w:t xml:space="preserve"/>
+            </w:r>
+          </w:p>
+        </w:tc>
+        <w:tc>
+          <w:tcPr>
+            <w:tcW w:type="dxa" w:w="2200"/>
+            <w:tcMar>
+              <w:top w:type="dxa" w:w="80"/>
+              <w:left w:type="dxa" w:w="100"/>
+              <w:bottom w:type="dxa" w:w="80"/>
+              <w:right w:type="dxa" w:w="100"/>
+            </w:tcMar>
+            <w:vAlign w:val="top"/>
+          </w:tcPr>
           <w:p>
             <w:pPr>
               <w:spacing w:after="40"/>
-            </w:pPr>
-            <w:r>
-              <w:rPr>
-                <w:sz w:val="21"/>
-                <w:szCs w:val="21"/>
-              </w:rPr>
-              <w:t xml:space="preserve">A mean, median, or mode chosen because it describes a data set fairly.</w:t>
-            </w:r>
-          </w:p>
-          <w:p>
-            <w:pPr>
-              <w:spacing w:after="0"/>
-            </w:pPr>
-            <w:r>
-              <w:rPr>
-                <w:b/>
-                <w:bCs/>
-                <w:color w:val="1FA6A2"/>
-                <w:sz w:val="18"/>
-                <w:szCs w:val="18"/>
-              </w:rPr>
-              <w:t xml:space="preserve">Example:  </w:t>
-            </w:r>
-            <w:r>
-              <w:rPr>
-                <w:i/>
-                <w:iCs/>
-                <w:color w:val="5F6F80"/>
-                <w:sz w:val="18"/>
-                <w:szCs w:val="18"/>
-              </w:rPr>
-              <w:t xml:space="preserve">Use the median when an outlier would pull the mean too far.</w:t>
-            </w:r>
-          </w:p>
-        </w:tc>
-      </w:tr>
-    </w:tbl>
-    <w:tbl>
-      <w:tblPr>
-        <w:tblW w:type="pct" w:w="100%"/>
-        <w:tblBorders>
-          <w:top w:val="none" w:color="FFFFFF" w:sz="0"/>
-          <w:left w:val="none" w:color="FFFFFF" w:sz="0"/>
-          <w:bottom w:val="single" w:color="C7D2DD" w:sz="4"/>
-          <w:right w:val="none" w:color="FFFFFF" w:sz="0"/>
-          <w:insideH w:val="none" w:color="FFFFFF" w:sz="0"/>
-          <w:insideV w:val="none" w:color="FFFFFF" w:sz="0"/>
-        </w:tblBorders>
-      </w:tblPr>
-      <w:tblGrid>
-        <w:gridCol w:w="1800"/>
-        <w:gridCol w:w="7560"/>
-      </w:tblGrid>
-      <w:tr>
-        <w:trPr>
-          <w:cantSplit/>
-        </w:trPr>
-        <w:tc>
-          <w:tcPr>
-            <w:tcW w:type="dxa" w:w="1800"/>
-            <w:tcMar>
-              <w:top w:type="dxa" w:w="100"/>
-              <w:left w:type="dxa" w:w="40"/>
-              <w:bottom w:type="dxa" w:w="100"/>
-              <w:right w:type="dxa" w:w="120"/>
-            </w:tcMar>
-            <w:vAlign w:val="center"/>
-          </w:tcPr>
-          <w:p>
-            <w:pPr>
-              <w:spacing w:after="0"/>
               <w:jc w:val="center"/>
             </w:pPr>
             <w:r>
               <w:drawing>
                 <wp:inline distT="0" distB="0" distL="0" distR="0">
-                  <wp:extent cx="1047750" cy="790575"/>
+                  <wp:extent cx="876300" cy="657225"/>
                   <wp:effectExtent t="0" r="0" b="0" l="0"/>
                   <wp:docPr id="1" name="" descr="" title=""/>
                   <wp:cNvGraphicFramePr>
@@ -485,7 +733,7 @@
                         <pic:spPr bwMode="auto">
                           <a:xfrm>
                             <a:off x="0" y="0"/>
-                            <a:ext cx="1047750" cy="790575"/>
+                            <a:ext cx="876300" cy="657225"/>
                           </a:xfrm>
                           <a:prstGeom prst="rect">
                             <a:avLst/>
@@ -498,32 +746,108 @@
               </w:drawing>
             </w:r>
           </w:p>
-        </w:tc>
-        <w:tc>
-          <w:tcPr>
-            <w:tcW w:type="dxa" w:w="7560"/>
-            <w:tcMar>
-              <w:top w:type="dxa" w:w="100"/>
-              <w:left w:type="dxa" w:w="40"/>
-              <w:bottom w:type="dxa" w:w="100"/>
-              <w:right w:type="dxa" w:w="40"/>
-            </w:tcMar>
-            <w:vAlign w:val="center"/>
-          </w:tcPr>
-          <w:p>
-            <w:pPr>
-              <w:spacing w:after="50"/>
+          <w:p>
+            <w:pPr>
+              <w:spacing w:after="0"/>
+            </w:pPr>
+            <w:r>
+              <w:rPr>
+                <w:i/>
+                <w:iCs/>
+                <w:color w:val="5F6F80"/>
+                <w:sz w:val="18"/>
+                <w:szCs w:val="18"/>
+              </w:rPr>
+              <w:t xml:space="preserve">Mean of 10, 20, 30 = (10+20+30) ÷ 3 = 20</w:t>
+            </w:r>
+          </w:p>
+        </w:tc>
+      </w:tr>
+      <w:tr>
+        <w:trPr>
+          <w:cantSplit/>
+        </w:trPr>
+        <w:tc>
+          <w:tcPr>
+            <w:tcW w:type="dxa" w:w="1800"/>
+            <w:tcMar>
+              <w:top w:type="dxa" w:w="80"/>
+              <w:left w:type="dxa" w:w="100"/>
+              <w:bottom w:type="dxa" w:w="80"/>
+              <w:right w:type="dxa" w:w="100"/>
+            </w:tcMar>
+            <w:vAlign w:val="top"/>
+          </w:tcPr>
+          <w:p>
+            <w:pPr>
+              <w:spacing w:after="30"/>
             </w:pPr>
             <w:r>
               <w:rPr>
                 <w:b/>
                 <w:bCs/>
                 <w:color w:val="12355B"/>
-                <w:sz w:val="24"/>
-                <w:szCs w:val="24"/>
-              </w:rPr>
-              <w:t xml:space="preserve">Mean</w:t>
-            </w:r>
+                <w:sz w:val="21"/>
+                <w:szCs w:val="21"/>
+              </w:rPr>
+              <w:t xml:space="preserve">Median</w:t>
+            </w:r>
+          </w:p>
+          <w:p>
+            <w:pPr>
+              <w:spacing w:after="0"/>
+            </w:pPr>
+            <w:r>
+              <w:rPr>
+                <w:i/>
+                <w:iCs/>
+                <w:color w:val="5F6F80"/>
+                <w:sz w:val="18"/>
+                <w:szCs w:val="18"/>
+              </w:rPr>
+              <w:t xml:space="preserve">Mediana</w:t>
+            </w:r>
+          </w:p>
+        </w:tc>
+        <w:tc>
+          <w:tcPr>
+            <w:tcW w:type="dxa" w:w="3160"/>
+            <w:tcMar>
+              <w:top w:type="dxa" w:w="80"/>
+              <w:left w:type="dxa" w:w="100"/>
+              <w:bottom w:type="dxa" w:w="80"/>
+              <w:right w:type="dxa" w:w="100"/>
+            </w:tcMar>
+            <w:vAlign w:val="top"/>
+          </w:tcPr>
+          <w:p>
+            <w:pPr>
+              <w:spacing w:after="0"/>
+            </w:pPr>
+            <w:r>
+              <w:rPr>
+                <w:sz w:val="20"/>
+                <w:szCs w:val="20"/>
+              </w:rPr>
+              <w:t xml:space="preserve">The middle number when you put them in order.</w:t>
+            </w:r>
+          </w:p>
+        </w:tc>
+        <w:tc>
+          <w:tcPr>
+            <w:tcW w:type="dxa" w:w="2200"/>
+            <w:tcMar>
+              <w:top w:type="dxa" w:w="80"/>
+              <w:left w:type="dxa" w:w="100"/>
+              <w:bottom w:type="dxa" w:w="80"/>
+              <w:right w:type="dxa" w:w="100"/>
+            </w:tcMar>
+            <w:vAlign w:val="top"/>
+          </w:tcPr>
+          <w:p>
+            <w:pPr>
+              <w:spacing w:after="40"/>
+            </w:pPr>
             <w:r>
               <w:rPr>
                 <w:i/>
@@ -532,89 +856,41 @@
                 <w:sz w:val="19"/>
                 <w:szCs w:val="19"/>
               </w:rPr>
-              <w:t xml:space="preserve">   Media</w:t>
-            </w:r>
-          </w:p>
+              <w:t xml:space="preserve">Not Median: write a counter-example that breaks the definition.</w:t>
+            </w:r>
+          </w:p>
+          <w:p>
+            <w:pPr>
+              <w:pBdr>
+                <w:bottom w:val="single" w:color="AFBECC" w:sz="6"/>
+              </w:pBdr>
+              <w:spacing w:after="30" w:before="150"/>
+            </w:pPr>
+            <w:r>
+              <w:t xml:space="preserve"/>
+            </w:r>
+          </w:p>
+        </w:tc>
+        <w:tc>
+          <w:tcPr>
+            <w:tcW w:type="dxa" w:w="2200"/>
+            <w:tcMar>
+              <w:top w:type="dxa" w:w="80"/>
+              <w:left w:type="dxa" w:w="100"/>
+              <w:bottom w:type="dxa" w:w="80"/>
+              <w:right w:type="dxa" w:w="100"/>
+            </w:tcMar>
+            <w:vAlign w:val="top"/>
+          </w:tcPr>
           <w:p>
             <w:pPr>
               <w:spacing w:after="40"/>
-            </w:pPr>
-            <w:r>
-              <w:rPr>
-                <w:sz w:val="21"/>
-                <w:szCs w:val="21"/>
-              </w:rPr>
-              <w:t xml:space="preserve">The average. Add all the numbers, then divide by how many there are.</w:t>
-            </w:r>
-          </w:p>
-          <w:p>
-            <w:pPr>
-              <w:spacing w:after="0"/>
-            </w:pPr>
-            <w:r>
-              <w:rPr>
-                <w:b/>
-                <w:bCs/>
-                <w:color w:val="1FA6A2"/>
-                <w:sz w:val="18"/>
-                <w:szCs w:val="18"/>
-              </w:rPr>
-              <w:t xml:space="preserve">Example:  </w:t>
-            </w:r>
-            <w:r>
-              <w:rPr>
-                <w:i/>
-                <w:iCs/>
-                <w:color w:val="5F6F80"/>
-                <w:sz w:val="18"/>
-                <w:szCs w:val="18"/>
-              </w:rPr>
-              <w:t xml:space="preserve">Mean of 10, 20, 30 = (10+20+30) ÷ 3 = 20</w:t>
-            </w:r>
-          </w:p>
-        </w:tc>
-      </w:tr>
-    </w:tbl>
-    <w:tbl>
-      <w:tblPr>
-        <w:tblW w:type="pct" w:w="100%"/>
-        <w:tblBorders>
-          <w:top w:val="none" w:color="FFFFFF" w:sz="0"/>
-          <w:left w:val="none" w:color="FFFFFF" w:sz="0"/>
-          <w:bottom w:val="single" w:color="C7D2DD" w:sz="4"/>
-          <w:right w:val="none" w:color="FFFFFF" w:sz="0"/>
-          <w:insideH w:val="none" w:color="FFFFFF" w:sz="0"/>
-          <w:insideV w:val="none" w:color="FFFFFF" w:sz="0"/>
-        </w:tblBorders>
-      </w:tblPr>
-      <w:tblGrid>
-        <w:gridCol w:w="1800"/>
-        <w:gridCol w:w="7560"/>
-      </w:tblGrid>
-      <w:tr>
-        <w:trPr>
-          <w:cantSplit/>
-        </w:trPr>
-        <w:tc>
-          <w:tcPr>
-            <w:tcW w:type="dxa" w:w="1800"/>
-            <w:tcMar>
-              <w:top w:type="dxa" w:w="100"/>
-              <w:left w:type="dxa" w:w="40"/>
-              <w:bottom w:type="dxa" w:w="100"/>
-              <w:right w:type="dxa" w:w="120"/>
-            </w:tcMar>
-            <w:vAlign w:val="center"/>
-          </w:tcPr>
-          <w:p>
-            <w:pPr>
-              <w:spacing w:after="0"/>
               <w:jc w:val="center"/>
             </w:pPr>
             <w:r>
               <w:drawing>
                 <wp:inline distT="0" distB="0" distL="0" distR="0">
-                  <wp:extent cx="1047750" cy="790575"/>
+                  <wp:extent cx="876300" cy="657225"/>
                   <wp:effectExtent t="0" r="0" b="0" l="0"/>
                   <wp:docPr id="1" name="" descr="" title=""/>
                   <wp:cNvGraphicFramePr>
@@ -639,7 +915,7 @@
                         <pic:spPr bwMode="auto">
                           <a:xfrm>
                             <a:off x="0" y="0"/>
-                            <a:ext cx="1047750" cy="790575"/>
+                            <a:ext cx="876300" cy="657225"/>
                           </a:xfrm>
                           <a:prstGeom prst="rect">
                             <a:avLst/>
@@ -652,32 +928,108 @@
               </w:drawing>
             </w:r>
           </w:p>
-        </w:tc>
-        <w:tc>
-          <w:tcPr>
-            <w:tcW w:type="dxa" w:w="7560"/>
-            <w:tcMar>
-              <w:top w:type="dxa" w:w="100"/>
-              <w:left w:type="dxa" w:w="40"/>
-              <w:bottom w:type="dxa" w:w="100"/>
-              <w:right w:type="dxa" w:w="40"/>
-            </w:tcMar>
-            <w:vAlign w:val="center"/>
-          </w:tcPr>
-          <w:p>
-            <w:pPr>
-              <w:spacing w:after="50"/>
+          <w:p>
+            <w:pPr>
+              <w:spacing w:after="0"/>
+            </w:pPr>
+            <w:r>
+              <w:rPr>
+                <w:i/>
+                <w:iCs/>
+                <w:color w:val="5F6F80"/>
+                <w:sz w:val="18"/>
+                <w:szCs w:val="18"/>
+              </w:rPr>
+              <w:t xml:space="preserve">Data: 5, 8, 12, 15, 20 → median is 12 (the 3rd of 5 values)</w:t>
+            </w:r>
+          </w:p>
+        </w:tc>
+      </w:tr>
+      <w:tr>
+        <w:trPr>
+          <w:cantSplit/>
+        </w:trPr>
+        <w:tc>
+          <w:tcPr>
+            <w:tcW w:type="dxa" w:w="1800"/>
+            <w:tcMar>
+              <w:top w:type="dxa" w:w="80"/>
+              <w:left w:type="dxa" w:w="100"/>
+              <w:bottom w:type="dxa" w:w="80"/>
+              <w:right w:type="dxa" w:w="100"/>
+            </w:tcMar>
+            <w:vAlign w:val="top"/>
+          </w:tcPr>
+          <w:p>
+            <w:pPr>
+              <w:spacing w:after="30"/>
             </w:pPr>
             <w:r>
               <w:rPr>
                 <w:b/>
                 <w:bCs/>
                 <w:color w:val="12355B"/>
-                <w:sz w:val="24"/>
-                <w:szCs w:val="24"/>
-              </w:rPr>
-              <w:t xml:space="preserve">Median</w:t>
-            </w:r>
+                <w:sz w:val="21"/>
+                <w:szCs w:val="21"/>
+              </w:rPr>
+              <w:t xml:space="preserve">Outlier</w:t>
+            </w:r>
+          </w:p>
+          <w:p>
+            <w:pPr>
+              <w:spacing w:after="0"/>
+            </w:pPr>
+            <w:r>
+              <w:rPr>
+                <w:i/>
+                <w:iCs/>
+                <w:color w:val="5F6F80"/>
+                <w:sz w:val="18"/>
+                <w:szCs w:val="18"/>
+              </w:rPr>
+              <w:t xml:space="preserve">Valor atípico</w:t>
+            </w:r>
+          </w:p>
+        </w:tc>
+        <w:tc>
+          <w:tcPr>
+            <w:tcW w:type="dxa" w:w="3160"/>
+            <w:tcMar>
+              <w:top w:type="dxa" w:w="80"/>
+              <w:left w:type="dxa" w:w="100"/>
+              <w:bottom w:type="dxa" w:w="80"/>
+              <w:right w:type="dxa" w:w="100"/>
+            </w:tcMar>
+            <w:vAlign w:val="top"/>
+          </w:tcPr>
+          <w:p>
+            <w:pPr>
+              <w:spacing w:after="0"/>
+            </w:pPr>
+            <w:r>
+              <w:rPr>
+                <w:sz w:val="20"/>
+                <w:szCs w:val="20"/>
+              </w:rPr>
+              <w:t xml:space="preserve">A number that is much bigger or smaller than the rest.</w:t>
+            </w:r>
+          </w:p>
+        </w:tc>
+        <w:tc>
+          <w:tcPr>
+            <w:tcW w:type="dxa" w:w="2200"/>
+            <w:tcMar>
+              <w:top w:type="dxa" w:w="80"/>
+              <w:left w:type="dxa" w:w="100"/>
+              <w:bottom w:type="dxa" w:w="80"/>
+              <w:right w:type="dxa" w:w="100"/>
+            </w:tcMar>
+            <w:vAlign w:val="top"/>
+          </w:tcPr>
+          <w:p>
+            <w:pPr>
+              <w:spacing w:after="40"/>
+            </w:pPr>
             <w:r>
               <w:rPr>
                 <w:i/>
@@ -686,89 +1038,41 @@
                 <w:sz w:val="19"/>
                 <w:szCs w:val="19"/>
               </w:rPr>
-              <w:t xml:space="preserve">   Mediana</w:t>
-            </w:r>
-          </w:p>
+              <w:t xml:space="preserve">Not Outlier: write a counter-example that breaks the definition.</w:t>
+            </w:r>
+          </w:p>
+          <w:p>
+            <w:pPr>
+              <w:pBdr>
+                <w:bottom w:val="single" w:color="AFBECC" w:sz="6"/>
+              </w:pBdr>
+              <w:spacing w:after="30" w:before="150"/>
+            </w:pPr>
+            <w:r>
+              <w:t xml:space="preserve"/>
+            </w:r>
+          </w:p>
+        </w:tc>
+        <w:tc>
+          <w:tcPr>
+            <w:tcW w:type="dxa" w:w="2200"/>
+            <w:tcMar>
+              <w:top w:type="dxa" w:w="80"/>
+              <w:left w:type="dxa" w:w="100"/>
+              <w:bottom w:type="dxa" w:w="80"/>
+              <w:right w:type="dxa" w:w="100"/>
+            </w:tcMar>
+            <w:vAlign w:val="top"/>
+          </w:tcPr>
           <w:p>
             <w:pPr>
               <w:spacing w:after="40"/>
-            </w:pPr>
-            <w:r>
-              <w:rPr>
-                <w:sz w:val="21"/>
-                <w:szCs w:val="21"/>
-              </w:rPr>
-              <w:t xml:space="preserve">The middle number when you put them in order.</w:t>
-            </w:r>
-          </w:p>
-          <w:p>
-            <w:pPr>
-              <w:spacing w:after="0"/>
-            </w:pPr>
-            <w:r>
-              <w:rPr>
-                <w:b/>
-                <w:bCs/>
-                <w:color w:val="1FA6A2"/>
-                <w:sz w:val="18"/>
-                <w:szCs w:val="18"/>
-              </w:rPr>
-              <w:t xml:space="preserve">Example:  </w:t>
-            </w:r>
-            <w:r>
-              <w:rPr>
-                <w:i/>
-                <w:iCs/>
-                <w:color w:val="5F6F80"/>
-                <w:sz w:val="18"/>
-                <w:szCs w:val="18"/>
-              </w:rPr>
-              <w:t xml:space="preserve">Data: 5, 8, 12, 15, 20 → median is 12 (the 3rd of 5 values)</w:t>
-            </w:r>
-          </w:p>
-        </w:tc>
-      </w:tr>
-    </w:tbl>
-    <w:tbl>
-      <w:tblPr>
-        <w:tblW w:type="pct" w:w="100%"/>
-        <w:tblBorders>
-          <w:top w:val="none" w:color="FFFFFF" w:sz="0"/>
-          <w:left w:val="none" w:color="FFFFFF" w:sz="0"/>
-          <w:bottom w:val="single" w:color="C7D2DD" w:sz="4"/>
-          <w:right w:val="none" w:color="FFFFFF" w:sz="0"/>
-          <w:insideH w:val="none" w:color="FFFFFF" w:sz="0"/>
-          <w:insideV w:val="none" w:color="FFFFFF" w:sz="0"/>
-        </w:tblBorders>
-      </w:tblPr>
-      <w:tblGrid>
-        <w:gridCol w:w="1800"/>
-        <w:gridCol w:w="7560"/>
-      </w:tblGrid>
-      <w:tr>
-        <w:trPr>
-          <w:cantSplit/>
-        </w:trPr>
-        <w:tc>
-          <w:tcPr>
-            <w:tcW w:type="dxa" w:w="1800"/>
-            <w:tcMar>
-              <w:top w:type="dxa" w:w="100"/>
-              <w:left w:type="dxa" w:w="40"/>
-              <w:bottom w:type="dxa" w:w="100"/>
-              <w:right w:type="dxa" w:w="120"/>
-            </w:tcMar>
-            <w:vAlign w:val="center"/>
-          </w:tcPr>
-          <w:p>
-            <w:pPr>
-              <w:spacing w:after="0"/>
               <w:jc w:val="center"/>
             </w:pPr>
             <w:r>
               <w:drawing>
                 <wp:inline distT="0" distB="0" distL="0" distR="0">
-                  <wp:extent cx="1047750" cy="790575"/>
+                  <wp:extent cx="876300" cy="657225"/>
                   <wp:effectExtent t="0" r="0" b="0" l="0"/>
                   <wp:docPr id="1" name="" descr="" title=""/>
                   <wp:cNvGraphicFramePr>
@@ -793,7 +1097,7 @@
                         <pic:spPr bwMode="auto">
                           <a:xfrm>
                             <a:off x="0" y="0"/>
-                            <a:ext cx="1047750" cy="790575"/>
+                            <a:ext cx="876300" cy="657225"/>
                           </a:xfrm>
                           <a:prstGeom prst="rect">
                             <a:avLst/>
@@ -806,32 +1110,108 @@
               </w:drawing>
             </w:r>
           </w:p>
-        </w:tc>
-        <w:tc>
-          <w:tcPr>
-            <w:tcW w:type="dxa" w:w="7560"/>
-            <w:tcMar>
-              <w:top w:type="dxa" w:w="100"/>
-              <w:left w:type="dxa" w:w="40"/>
-              <w:bottom w:type="dxa" w:w="100"/>
-              <w:right w:type="dxa" w:w="40"/>
-            </w:tcMar>
-            <w:vAlign w:val="center"/>
-          </w:tcPr>
-          <w:p>
-            <w:pPr>
-              <w:spacing w:after="50"/>
+          <w:p>
+            <w:pPr>
+              <w:spacing w:after="0"/>
+            </w:pPr>
+            <w:r>
+              <w:rPr>
+                <w:i/>
+                <w:iCs/>
+                <w:color w:val="5F6F80"/>
+                <w:sz w:val="18"/>
+                <w:szCs w:val="18"/>
+              </w:rPr>
+              <w:t xml:space="preserve">Data: 12, 14, 13, 15, 45 → 45 is far from the cluster, so it is an outlier</w:t>
+            </w:r>
+          </w:p>
+        </w:tc>
+      </w:tr>
+      <w:tr>
+        <w:trPr>
+          <w:cantSplit/>
+        </w:trPr>
+        <w:tc>
+          <w:tcPr>
+            <w:tcW w:type="dxa" w:w="1800"/>
+            <w:tcMar>
+              <w:top w:type="dxa" w:w="80"/>
+              <w:left w:type="dxa" w:w="100"/>
+              <w:bottom w:type="dxa" w:w="80"/>
+              <w:right w:type="dxa" w:w="100"/>
+            </w:tcMar>
+            <w:vAlign w:val="top"/>
+          </w:tcPr>
+          <w:p>
+            <w:pPr>
+              <w:spacing w:after="30"/>
             </w:pPr>
             <w:r>
               <w:rPr>
                 <w:b/>
                 <w:bCs/>
                 <w:color w:val="12355B"/>
-                <w:sz w:val="24"/>
-                <w:szCs w:val="24"/>
-              </w:rPr>
-              <w:t xml:space="preserve">Outlier</w:t>
-            </w:r>
+                <w:sz w:val="21"/>
+                <w:szCs w:val="21"/>
+              </w:rPr>
+              <w:t xml:space="preserve">Skewed</w:t>
+            </w:r>
+          </w:p>
+          <w:p>
+            <w:pPr>
+              <w:spacing w:after="0"/>
+            </w:pPr>
+            <w:r>
+              <w:rPr>
+                <w:i/>
+                <w:iCs/>
+                <w:color w:val="5F6F80"/>
+                <w:sz w:val="18"/>
+                <w:szCs w:val="18"/>
+              </w:rPr>
+              <w:t xml:space="preserve">Sesgado</w:t>
+            </w:r>
+          </w:p>
+        </w:tc>
+        <w:tc>
+          <w:tcPr>
+            <w:tcW w:type="dxa" w:w="3160"/>
+            <w:tcMar>
+              <w:top w:type="dxa" w:w="80"/>
+              <w:left w:type="dxa" w:w="100"/>
+              <w:bottom w:type="dxa" w:w="80"/>
+              <w:right w:type="dxa" w:w="100"/>
+            </w:tcMar>
+            <w:vAlign w:val="top"/>
+          </w:tcPr>
+          <w:p>
+            <w:pPr>
+              <w:spacing w:after="0"/>
+            </w:pPr>
+            <w:r>
+              <w:rPr>
+                <w:sz w:val="20"/>
+                <w:szCs w:val="20"/>
+              </w:rPr>
+              <w:t xml:space="preserve">When most data sits on one side with a tail on the other.</w:t>
+            </w:r>
+          </w:p>
+        </w:tc>
+        <w:tc>
+          <w:tcPr>
+            <w:tcW w:type="dxa" w:w="2200"/>
+            <w:tcMar>
+              <w:top w:type="dxa" w:w="80"/>
+              <w:left w:type="dxa" w:w="100"/>
+              <w:bottom w:type="dxa" w:w="80"/>
+              <w:right w:type="dxa" w:w="100"/>
+            </w:tcMar>
+            <w:vAlign w:val="top"/>
+          </w:tcPr>
+          <w:p>
+            <w:pPr>
+              <w:spacing w:after="40"/>
+            </w:pPr>
             <w:r>
               <w:rPr>
                 <w:i/>
@@ -840,89 +1220,41 @@
                 <w:sz w:val="19"/>
                 <w:szCs w:val="19"/>
               </w:rPr>
-              <w:t xml:space="preserve">   Valor atípico</w:t>
-            </w:r>
-          </w:p>
+              <w:t xml:space="preserve">Not Skewed: write a counter-example that breaks the definition.</w:t>
+            </w:r>
+          </w:p>
+          <w:p>
+            <w:pPr>
+              <w:pBdr>
+                <w:bottom w:val="single" w:color="AFBECC" w:sz="6"/>
+              </w:pBdr>
+              <w:spacing w:after="30" w:before="150"/>
+            </w:pPr>
+            <w:r>
+              <w:t xml:space="preserve"/>
+            </w:r>
+          </w:p>
+        </w:tc>
+        <w:tc>
+          <w:tcPr>
+            <w:tcW w:type="dxa" w:w="2200"/>
+            <w:tcMar>
+              <w:top w:type="dxa" w:w="80"/>
+              <w:left w:type="dxa" w:w="100"/>
+              <w:bottom w:type="dxa" w:w="80"/>
+              <w:right w:type="dxa" w:w="100"/>
+            </w:tcMar>
+            <w:vAlign w:val="top"/>
+          </w:tcPr>
           <w:p>
             <w:pPr>
               <w:spacing w:after="40"/>
-            </w:pPr>
-            <w:r>
-              <w:rPr>
-                <w:sz w:val="21"/>
-                <w:szCs w:val="21"/>
-              </w:rPr>
-              <w:t xml:space="preserve">A number that is much bigger or smaller than the rest.</w:t>
-            </w:r>
-          </w:p>
-          <w:p>
-            <w:pPr>
-              <w:spacing w:after="0"/>
-            </w:pPr>
-            <w:r>
-              <w:rPr>
-                <w:b/>
-                <w:bCs/>
-                <w:color w:val="1FA6A2"/>
-                <w:sz w:val="18"/>
-                <w:szCs w:val="18"/>
-              </w:rPr>
-              <w:t xml:space="preserve">Example:  </w:t>
-            </w:r>
-            <w:r>
-              <w:rPr>
-                <w:i/>
-                <w:iCs/>
-                <w:color w:val="5F6F80"/>
-                <w:sz w:val="18"/>
-                <w:szCs w:val="18"/>
-              </w:rPr>
-              <w:t xml:space="preserve">Data: 12, 14, 13, 15, 45 → 45 is far from the cluster, so it is an outlier</w:t>
-            </w:r>
-          </w:p>
-        </w:tc>
-      </w:tr>
-    </w:tbl>
-    <w:tbl>
-      <w:tblPr>
-        <w:tblW w:type="pct" w:w="100%"/>
-        <w:tblBorders>
-          <w:top w:val="none" w:color="FFFFFF" w:sz="0"/>
-          <w:left w:val="none" w:color="FFFFFF" w:sz="0"/>
-          <w:bottom w:val="single" w:color="C7D2DD" w:sz="4"/>
-          <w:right w:val="none" w:color="FFFFFF" w:sz="0"/>
-          <w:insideH w:val="none" w:color="FFFFFF" w:sz="0"/>
-          <w:insideV w:val="none" w:color="FFFFFF" w:sz="0"/>
-        </w:tblBorders>
-      </w:tblPr>
-      <w:tblGrid>
-        <w:gridCol w:w="1800"/>
-        <w:gridCol w:w="7560"/>
-      </w:tblGrid>
-      <w:tr>
-        <w:trPr>
-          <w:cantSplit/>
-        </w:trPr>
-        <w:tc>
-          <w:tcPr>
-            <w:tcW w:type="dxa" w:w="1800"/>
-            <w:tcMar>
-              <w:top w:type="dxa" w:w="100"/>
-              <w:left w:type="dxa" w:w="40"/>
-              <w:bottom w:type="dxa" w:w="100"/>
-              <w:right w:type="dxa" w:w="120"/>
-            </w:tcMar>
-            <w:vAlign w:val="center"/>
-          </w:tcPr>
-          <w:p>
-            <w:pPr>
-              <w:spacing w:after="0"/>
               <w:jc w:val="center"/>
             </w:pPr>
             <w:r>
               <w:drawing>
                 <wp:inline distT="0" distB="0" distL="0" distR="0">
-                  <wp:extent cx="1047750" cy="790575"/>
+                  <wp:extent cx="876300" cy="657225"/>
                   <wp:effectExtent t="0" r="0" b="0" l="0"/>
                   <wp:docPr id="1" name="" descr="" title=""/>
                   <wp:cNvGraphicFramePr>
@@ -947,7 +1279,7 @@
                         <pic:spPr bwMode="auto">
                           <a:xfrm>
                             <a:off x="0" y="0"/>
-                            <a:ext cx="1047750" cy="790575"/>
+                            <a:ext cx="876300" cy="657225"/>
                           </a:xfrm>
                           <a:prstGeom prst="rect">
                             <a:avLst/>
@@ -960,32 +1292,108 @@
               </w:drawing>
             </w:r>
           </w:p>
-        </w:tc>
-        <w:tc>
-          <w:tcPr>
-            <w:tcW w:type="dxa" w:w="7560"/>
-            <w:tcMar>
-              <w:top w:type="dxa" w:w="100"/>
-              <w:left w:type="dxa" w:w="40"/>
-              <w:bottom w:type="dxa" w:w="100"/>
-              <w:right w:type="dxa" w:w="40"/>
-            </w:tcMar>
-            <w:vAlign w:val="center"/>
-          </w:tcPr>
-          <w:p>
-            <w:pPr>
-              <w:spacing w:after="50"/>
+          <w:p>
+            <w:pPr>
+              <w:spacing w:after="0"/>
+            </w:pPr>
+            <w:r>
+              <w:rPr>
+                <w:i/>
+                <w:iCs/>
+                <w:color w:val="5F6F80"/>
+                <w:sz w:val="18"/>
+                <w:szCs w:val="18"/>
+              </w:rPr>
+              <w:t xml:space="preserve">Scores: 5, 6, 7, 8, 8, 35 → most scores are low, but 35 creates a tail to the right (skewed right)</w:t>
+            </w:r>
+          </w:p>
+        </w:tc>
+      </w:tr>
+      <w:tr>
+        <w:trPr>
+          <w:cantSplit/>
+        </w:trPr>
+        <w:tc>
+          <w:tcPr>
+            <w:tcW w:type="dxa" w:w="1800"/>
+            <w:tcMar>
+              <w:top w:type="dxa" w:w="80"/>
+              <w:left w:type="dxa" w:w="100"/>
+              <w:bottom w:type="dxa" w:w="80"/>
+              <w:right w:type="dxa" w:w="100"/>
+            </w:tcMar>
+            <w:vAlign w:val="top"/>
+          </w:tcPr>
+          <w:p>
+            <w:pPr>
+              <w:spacing w:after="30"/>
             </w:pPr>
             <w:r>
               <w:rPr>
                 <w:b/>
                 <w:bCs/>
                 <w:color w:val="12355B"/>
-                <w:sz w:val="24"/>
-                <w:szCs w:val="24"/>
-              </w:rPr>
-              <w:t xml:space="preserve">Skewed</w:t>
-            </w:r>
+                <w:sz w:val="21"/>
+                <w:szCs w:val="21"/>
+              </w:rPr>
+              <w:t xml:space="preserve">Data distribution</w:t>
+            </w:r>
+          </w:p>
+          <w:p>
+            <w:pPr>
+              <w:spacing w:after="0"/>
+            </w:pPr>
+            <w:r>
+              <w:rPr>
+                <w:i/>
+                <w:iCs/>
+                <w:color w:val="5F6F80"/>
+                <w:sz w:val="18"/>
+                <w:szCs w:val="18"/>
+              </w:rPr>
+              <w:t xml:space="preserve">Distribución de datos</w:t>
+            </w:r>
+          </w:p>
+        </w:tc>
+        <w:tc>
+          <w:tcPr>
+            <w:tcW w:type="dxa" w:w="3160"/>
+            <w:tcMar>
+              <w:top w:type="dxa" w:w="80"/>
+              <w:left w:type="dxa" w:w="100"/>
+              <w:bottom w:type="dxa" w:w="80"/>
+              <w:right w:type="dxa" w:w="100"/>
+            </w:tcMar>
+            <w:vAlign w:val="top"/>
+          </w:tcPr>
+          <w:p>
+            <w:pPr>
+              <w:spacing w:after="0"/>
+            </w:pPr>
+            <w:r>
+              <w:rPr>
+                <w:sz w:val="20"/>
+                <w:szCs w:val="20"/>
+              </w:rPr>
+              <w:t xml:space="preserve">How the data looks: where it sits and how spread out it is.</w:t>
+            </w:r>
+          </w:p>
+        </w:tc>
+        <w:tc>
+          <w:tcPr>
+            <w:tcW w:type="dxa" w:w="2200"/>
+            <w:tcMar>
+              <w:top w:type="dxa" w:w="80"/>
+              <w:left w:type="dxa" w:w="100"/>
+              <w:bottom w:type="dxa" w:w="80"/>
+              <w:right w:type="dxa" w:w="100"/>
+            </w:tcMar>
+            <w:vAlign w:val="top"/>
+          </w:tcPr>
+          <w:p>
+            <w:pPr>
+              <w:spacing w:after="40"/>
+            </w:pPr>
             <w:r>
               <w:rPr>
                 <w:i/>
@@ -994,89 +1402,41 @@
                 <w:sz w:val="19"/>
                 <w:szCs w:val="19"/>
               </w:rPr>
-              <w:t xml:space="preserve">   Sesgado</w:t>
-            </w:r>
-          </w:p>
+              <w:t xml:space="preserve">Not Data distribution: write a counter-example that breaks the definition.</w:t>
+            </w:r>
+          </w:p>
+          <w:p>
+            <w:pPr>
+              <w:pBdr>
+                <w:bottom w:val="single" w:color="AFBECC" w:sz="6"/>
+              </w:pBdr>
+              <w:spacing w:after="30" w:before="150"/>
+            </w:pPr>
+            <w:r>
+              <w:t xml:space="preserve"/>
+            </w:r>
+          </w:p>
+        </w:tc>
+        <w:tc>
+          <w:tcPr>
+            <w:tcW w:type="dxa" w:w="2200"/>
+            <w:tcMar>
+              <w:top w:type="dxa" w:w="80"/>
+              <w:left w:type="dxa" w:w="100"/>
+              <w:bottom w:type="dxa" w:w="80"/>
+              <w:right w:type="dxa" w:w="100"/>
+            </w:tcMar>
+            <w:vAlign w:val="top"/>
+          </w:tcPr>
           <w:p>
             <w:pPr>
               <w:spacing w:after="40"/>
-            </w:pPr>
-            <w:r>
-              <w:rPr>
-                <w:sz w:val="21"/>
-                <w:szCs w:val="21"/>
-              </w:rPr>
-              <w:t xml:space="preserve">When most data sits on one side with a tail on the other.</w:t>
-            </w:r>
-          </w:p>
-          <w:p>
-            <w:pPr>
-              <w:spacing w:after="0"/>
-            </w:pPr>
-            <w:r>
-              <w:rPr>
-                <w:b/>
-                <w:bCs/>
-                <w:color w:val="1FA6A2"/>
-                <w:sz w:val="18"/>
-                <w:szCs w:val="18"/>
-              </w:rPr>
-              <w:t xml:space="preserve">Example:  </w:t>
-            </w:r>
-            <w:r>
-              <w:rPr>
-                <w:i/>
-                <w:iCs/>
-                <w:color w:val="5F6F80"/>
-                <w:sz w:val="18"/>
-                <w:szCs w:val="18"/>
-              </w:rPr>
-              <w:t xml:space="preserve">Scores: 5, 6, 7, 8, 8, 35 → most scores are low, but 35 creates a tail to the right (skewed right)</w:t>
-            </w:r>
-          </w:p>
-        </w:tc>
-      </w:tr>
-    </w:tbl>
-    <w:tbl>
-      <w:tblPr>
-        <w:tblW w:type="pct" w:w="100%"/>
-        <w:tblBorders>
-          <w:top w:val="none" w:color="FFFFFF" w:sz="0"/>
-          <w:left w:val="none" w:color="FFFFFF" w:sz="0"/>
-          <w:bottom w:val="single" w:color="C7D2DD" w:sz="4"/>
-          <w:right w:val="none" w:color="FFFFFF" w:sz="0"/>
-          <w:insideH w:val="none" w:color="FFFFFF" w:sz="0"/>
-          <w:insideV w:val="none" w:color="FFFFFF" w:sz="0"/>
-        </w:tblBorders>
-      </w:tblPr>
-      <w:tblGrid>
-        <w:gridCol w:w="1800"/>
-        <w:gridCol w:w="7560"/>
-      </w:tblGrid>
-      <w:tr>
-        <w:trPr>
-          <w:cantSplit/>
-        </w:trPr>
-        <w:tc>
-          <w:tcPr>
-            <w:tcW w:type="dxa" w:w="1800"/>
-            <w:tcMar>
-              <w:top w:type="dxa" w:w="100"/>
-              <w:left w:type="dxa" w:w="40"/>
-              <w:bottom w:type="dxa" w:w="100"/>
-              <w:right w:type="dxa" w:w="120"/>
-            </w:tcMar>
-            <w:vAlign w:val="center"/>
-          </w:tcPr>
-          <w:p>
-            <w:pPr>
-              <w:spacing w:after="0"/>
               <w:jc w:val="center"/>
             </w:pPr>
             <w:r>
               <w:drawing>
                 <wp:inline distT="0" distB="0" distL="0" distR="0">
-                  <wp:extent cx="1047750" cy="790575"/>
+                  <wp:extent cx="876300" cy="657225"/>
                   <wp:effectExtent t="0" r="0" b="0" l="0"/>
                   <wp:docPr id="1" name="" descr="" title=""/>
                   <wp:cNvGraphicFramePr>
@@ -1101,7 +1461,7 @@
                         <pic:spPr bwMode="auto">
                           <a:xfrm>
                             <a:off x="0" y="0"/>
-                            <a:ext cx="1047750" cy="790575"/>
+                            <a:ext cx="876300" cy="657225"/>
                           </a:xfrm>
                           <a:prstGeom prst="rect">
                             <a:avLst/>
@@ -1114,32 +1474,108 @@
               </w:drawing>
             </w:r>
           </w:p>
-        </w:tc>
-        <w:tc>
-          <w:tcPr>
-            <w:tcW w:type="dxa" w:w="7560"/>
-            <w:tcMar>
-              <w:top w:type="dxa" w:w="100"/>
-              <w:left w:type="dxa" w:w="40"/>
-              <w:bottom w:type="dxa" w:w="100"/>
-              <w:right w:type="dxa" w:w="40"/>
-            </w:tcMar>
-            <w:vAlign w:val="center"/>
-          </w:tcPr>
-          <w:p>
-            <w:pPr>
-              <w:spacing w:after="50"/>
+          <w:p>
+            <w:pPr>
+              <w:spacing w:after="0"/>
+            </w:pPr>
+            <w:r>
+              <w:rPr>
+                <w:i/>
+                <w:iCs/>
+                <w:color w:val="5F6F80"/>
+                <w:sz w:val="18"/>
+                <w:szCs w:val="18"/>
+              </w:rPr>
+              <w:t xml:space="preserve">Symmetric = even on both sides. Skewed = bunched on one side with a tail</w:t>
+            </w:r>
+          </w:p>
+        </w:tc>
+      </w:tr>
+      <w:tr>
+        <w:trPr>
+          <w:cantSplit/>
+        </w:trPr>
+        <w:tc>
+          <w:tcPr>
+            <w:tcW w:type="dxa" w:w="1800"/>
+            <w:tcMar>
+              <w:top w:type="dxa" w:w="80"/>
+              <w:left w:type="dxa" w:w="100"/>
+              <w:bottom w:type="dxa" w:w="80"/>
+              <w:right w:type="dxa" w:w="100"/>
+            </w:tcMar>
+            <w:vAlign w:val="top"/>
+          </w:tcPr>
+          <w:p>
+            <w:pPr>
+              <w:spacing w:after="30"/>
             </w:pPr>
             <w:r>
               <w:rPr>
                 <w:b/>
                 <w:bCs/>
                 <w:color w:val="12355B"/>
-                <w:sz w:val="24"/>
-                <w:szCs w:val="24"/>
-              </w:rPr>
-              <w:t xml:space="preserve">Data distribution</w:t>
-            </w:r>
+                <w:sz w:val="21"/>
+                <w:szCs w:val="21"/>
+              </w:rPr>
+              <w:t xml:space="preserve">Variability</w:t>
+            </w:r>
+          </w:p>
+          <w:p>
+            <w:pPr>
+              <w:spacing w:after="0"/>
+            </w:pPr>
+            <w:r>
+              <w:rPr>
+                <w:i/>
+                <w:iCs/>
+                <w:color w:val="5F6F80"/>
+                <w:sz w:val="18"/>
+                <w:szCs w:val="18"/>
+              </w:rPr>
+              <w:t xml:space="preserve">Variabilidad</w:t>
+            </w:r>
+          </w:p>
+        </w:tc>
+        <w:tc>
+          <w:tcPr>
+            <w:tcW w:type="dxa" w:w="3160"/>
+            <w:tcMar>
+              <w:top w:type="dxa" w:w="80"/>
+              <w:left w:type="dxa" w:w="100"/>
+              <w:bottom w:type="dxa" w:w="80"/>
+              <w:right w:type="dxa" w:w="100"/>
+            </w:tcMar>
+            <w:vAlign w:val="top"/>
+          </w:tcPr>
+          <w:p>
+            <w:pPr>
+              <w:spacing w:after="0"/>
+            </w:pPr>
+            <w:r>
+              <w:rPr>
+                <w:sz w:val="20"/>
+                <w:szCs w:val="20"/>
+              </w:rPr>
+              <w:t xml:space="preserve">How spread out the numbers are.</w:t>
+            </w:r>
+          </w:p>
+        </w:tc>
+        <w:tc>
+          <w:tcPr>
+            <w:tcW w:type="dxa" w:w="2200"/>
+            <w:tcMar>
+              <w:top w:type="dxa" w:w="80"/>
+              <w:left w:type="dxa" w:w="100"/>
+              <w:bottom w:type="dxa" w:w="80"/>
+              <w:right w:type="dxa" w:w="100"/>
+            </w:tcMar>
+            <w:vAlign w:val="top"/>
+          </w:tcPr>
+          <w:p>
+            <w:pPr>
+              <w:spacing w:after="40"/>
+            </w:pPr>
             <w:r>
               <w:rPr>
                 <w:i/>
@@ -1148,89 +1584,41 @@
                 <w:sz w:val="19"/>
                 <w:szCs w:val="19"/>
               </w:rPr>
-              <w:t xml:space="preserve">   Distribución de datos</w:t>
-            </w:r>
-          </w:p>
+              <w:t xml:space="preserve">Not Variability: write a counter-example that breaks the definition.</w:t>
+            </w:r>
+          </w:p>
+          <w:p>
+            <w:pPr>
+              <w:pBdr>
+                <w:bottom w:val="single" w:color="AFBECC" w:sz="6"/>
+              </w:pBdr>
+              <w:spacing w:after="30" w:before="150"/>
+            </w:pPr>
+            <w:r>
+              <w:t xml:space="preserve"/>
+            </w:r>
+          </w:p>
+        </w:tc>
+        <w:tc>
+          <w:tcPr>
+            <w:tcW w:type="dxa" w:w="2200"/>
+            <w:tcMar>
+              <w:top w:type="dxa" w:w="80"/>
+              <w:left w:type="dxa" w:w="100"/>
+              <w:bottom w:type="dxa" w:w="80"/>
+              <w:right w:type="dxa" w:w="100"/>
+            </w:tcMar>
+            <w:vAlign w:val="top"/>
+          </w:tcPr>
           <w:p>
             <w:pPr>
               <w:spacing w:after="40"/>
-            </w:pPr>
-            <w:r>
-              <w:rPr>
-                <w:sz w:val="21"/>
-                <w:szCs w:val="21"/>
-              </w:rPr>
-              <w:t xml:space="preserve">How the data looks: where it sits and how spread out it is.</w:t>
-            </w:r>
-          </w:p>
-          <w:p>
-            <w:pPr>
-              <w:spacing w:after="0"/>
-            </w:pPr>
-            <w:r>
-              <w:rPr>
-                <w:b/>
-                <w:bCs/>
-                <w:color w:val="1FA6A2"/>
-                <w:sz w:val="18"/>
-                <w:szCs w:val="18"/>
-              </w:rPr>
-              <w:t xml:space="preserve">Example:  </w:t>
-            </w:r>
-            <w:r>
-              <w:rPr>
-                <w:i/>
-                <w:iCs/>
-                <w:color w:val="5F6F80"/>
-                <w:sz w:val="18"/>
-                <w:szCs w:val="18"/>
-              </w:rPr>
-              <w:t xml:space="preserve">Symmetric = even on both sides. Skewed = bunched on one side with a tail</w:t>
-            </w:r>
-          </w:p>
-        </w:tc>
-      </w:tr>
-    </w:tbl>
-    <w:tbl>
-      <w:tblPr>
-        <w:tblW w:type="pct" w:w="100%"/>
-        <w:tblBorders>
-          <w:top w:val="none" w:color="FFFFFF" w:sz="0"/>
-          <w:left w:val="none" w:color="FFFFFF" w:sz="0"/>
-          <w:bottom w:val="single" w:color="C7D2DD" w:sz="4"/>
-          <w:right w:val="none" w:color="FFFFFF" w:sz="0"/>
-          <w:insideH w:val="none" w:color="FFFFFF" w:sz="0"/>
-          <w:insideV w:val="none" w:color="FFFFFF" w:sz="0"/>
-        </w:tblBorders>
-      </w:tblPr>
-      <w:tblGrid>
-        <w:gridCol w:w="1800"/>
-        <w:gridCol w:w="7560"/>
-      </w:tblGrid>
-      <w:tr>
-        <w:trPr>
-          <w:cantSplit/>
-        </w:trPr>
-        <w:tc>
-          <w:tcPr>
-            <w:tcW w:type="dxa" w:w="1800"/>
-            <w:tcMar>
-              <w:top w:type="dxa" w:w="100"/>
-              <w:left w:type="dxa" w:w="40"/>
-              <w:bottom w:type="dxa" w:w="100"/>
-              <w:right w:type="dxa" w:w="120"/>
-            </w:tcMar>
-            <w:vAlign w:val="center"/>
-          </w:tcPr>
-          <w:p>
-            <w:pPr>
-              <w:spacing w:after="0"/>
               <w:jc w:val="center"/>
             </w:pPr>
             <w:r>
               <w:drawing>
                 <wp:inline distT="0" distB="0" distL="0" distR="0">
-                  <wp:extent cx="1047750" cy="790575"/>
+                  <wp:extent cx="876300" cy="657225"/>
                   <wp:effectExtent t="0" r="0" b="0" l="0"/>
                   <wp:docPr id="1" name="" descr="" title=""/>
                   <wp:cNvGraphicFramePr>
@@ -1255,7 +1643,7 @@
                         <pic:spPr bwMode="auto">
                           <a:xfrm>
                             <a:off x="0" y="0"/>
-                            <a:ext cx="1047750" cy="790575"/>
+                            <a:ext cx="876300" cy="657225"/>
                           </a:xfrm>
                           <a:prstGeom prst="rect">
                             <a:avLst/>
@@ -1268,32 +1656,108 @@
               </w:drawing>
             </w:r>
           </w:p>
-        </w:tc>
-        <w:tc>
-          <w:tcPr>
-            <w:tcW w:type="dxa" w:w="7560"/>
-            <w:tcMar>
-              <w:top w:type="dxa" w:w="100"/>
-              <w:left w:type="dxa" w:w="40"/>
-              <w:bottom w:type="dxa" w:w="100"/>
-              <w:right w:type="dxa" w:w="40"/>
-            </w:tcMar>
-            <w:vAlign w:val="center"/>
-          </w:tcPr>
-          <w:p>
-            <w:pPr>
-              <w:spacing w:after="50"/>
+          <w:p>
+            <w:pPr>
+              <w:spacing w:after="0"/>
+            </w:pPr>
+            <w:r>
+              <w:rPr>
+                <w:i/>
+                <w:iCs/>
+                <w:color w:val="5F6F80"/>
+                <w:sz w:val="18"/>
+                <w:szCs w:val="18"/>
+              </w:rPr>
+              <w:t xml:space="preserve">88, 90, 89, 91 (low variability) vs. 50, 70, 95, 100 (high variability)</w:t>
+            </w:r>
+          </w:p>
+        </w:tc>
+      </w:tr>
+      <w:tr>
+        <w:trPr>
+          <w:cantSplit/>
+        </w:trPr>
+        <w:tc>
+          <w:tcPr>
+            <w:tcW w:type="dxa" w:w="1800"/>
+            <w:tcMar>
+              <w:top w:type="dxa" w:w="80"/>
+              <w:left w:type="dxa" w:w="100"/>
+              <w:bottom w:type="dxa" w:w="80"/>
+              <w:right w:type="dxa" w:w="100"/>
+            </w:tcMar>
+            <w:vAlign w:val="top"/>
+          </w:tcPr>
+          <w:p>
+            <w:pPr>
+              <w:spacing w:after="30"/>
             </w:pPr>
             <w:r>
               <w:rPr>
                 <w:b/>
                 <w:bCs/>
                 <w:color w:val="12355B"/>
-                <w:sz w:val="24"/>
-                <w:szCs w:val="24"/>
-              </w:rPr>
-              <w:t xml:space="preserve">Variability</w:t>
-            </w:r>
+                <w:sz w:val="21"/>
+                <w:szCs w:val="21"/>
+              </w:rPr>
+              <w:t xml:space="preserve">Cluster</w:t>
+            </w:r>
+          </w:p>
+          <w:p>
+            <w:pPr>
+              <w:spacing w:after="0"/>
+            </w:pPr>
+            <w:r>
+              <w:rPr>
+                <w:i/>
+                <w:iCs/>
+                <w:color w:val="5F6F80"/>
+                <w:sz w:val="18"/>
+                <w:szCs w:val="18"/>
+              </w:rPr>
+              <w:t xml:space="preserve">Grupo</w:t>
+            </w:r>
+          </w:p>
+        </w:tc>
+        <w:tc>
+          <w:tcPr>
+            <w:tcW w:type="dxa" w:w="3160"/>
+            <w:tcMar>
+              <w:top w:type="dxa" w:w="80"/>
+              <w:left w:type="dxa" w:w="100"/>
+              <w:bottom w:type="dxa" w:w="80"/>
+              <w:right w:type="dxa" w:w="100"/>
+            </w:tcMar>
+            <w:vAlign w:val="top"/>
+          </w:tcPr>
+          <w:p>
+            <w:pPr>
+              <w:spacing w:after="0"/>
+            </w:pPr>
+            <w:r>
+              <w:rPr>
+                <w:sz w:val="20"/>
+                <w:szCs w:val="20"/>
+              </w:rPr>
+              <w:t xml:space="preserve">Values bunched close together in one part of a display.</w:t>
+            </w:r>
+          </w:p>
+        </w:tc>
+        <w:tc>
+          <w:tcPr>
+            <w:tcW w:type="dxa" w:w="2200"/>
+            <w:tcMar>
+              <w:top w:type="dxa" w:w="80"/>
+              <w:left w:type="dxa" w:w="100"/>
+              <w:bottom w:type="dxa" w:w="80"/>
+              <w:right w:type="dxa" w:w="100"/>
+            </w:tcMar>
+            <w:vAlign w:val="top"/>
+          </w:tcPr>
+          <w:p>
+            <w:pPr>
+              <w:spacing w:after="40"/>
+            </w:pPr>
             <w:r>
               <w:rPr>
                 <w:i/>
@@ -1302,89 +1766,41 @@
                 <w:sz w:val="19"/>
                 <w:szCs w:val="19"/>
               </w:rPr>
-              <w:t xml:space="preserve">   Variabilidad</w:t>
-            </w:r>
-          </w:p>
+              <w:t xml:space="preserve">Not Cluster: write a counter-example that breaks the definition.</w:t>
+            </w:r>
+          </w:p>
+          <w:p>
+            <w:pPr>
+              <w:pBdr>
+                <w:bottom w:val="single" w:color="AFBECC" w:sz="6"/>
+              </w:pBdr>
+              <w:spacing w:after="30" w:before="150"/>
+            </w:pPr>
+            <w:r>
+              <w:t xml:space="preserve"/>
+            </w:r>
+          </w:p>
+        </w:tc>
+        <w:tc>
+          <w:tcPr>
+            <w:tcW w:type="dxa" w:w="2200"/>
+            <w:tcMar>
+              <w:top w:type="dxa" w:w="80"/>
+              <w:left w:type="dxa" w:w="100"/>
+              <w:bottom w:type="dxa" w:w="80"/>
+              <w:right w:type="dxa" w:w="100"/>
+            </w:tcMar>
+            <w:vAlign w:val="top"/>
+          </w:tcPr>
           <w:p>
             <w:pPr>
               <w:spacing w:after="40"/>
-            </w:pPr>
-            <w:r>
-              <w:rPr>
-                <w:sz w:val="21"/>
-                <w:szCs w:val="21"/>
-              </w:rPr>
-              <w:t xml:space="preserve">How spread out the numbers are.</w:t>
-            </w:r>
-          </w:p>
-          <w:p>
-            <w:pPr>
-              <w:spacing w:after="0"/>
-            </w:pPr>
-            <w:r>
-              <w:rPr>
-                <w:b/>
-                <w:bCs/>
-                <w:color w:val="1FA6A2"/>
-                <w:sz w:val="18"/>
-                <w:szCs w:val="18"/>
-              </w:rPr>
-              <w:t xml:space="preserve">Example:  </w:t>
-            </w:r>
-            <w:r>
-              <w:rPr>
-                <w:i/>
-                <w:iCs/>
-                <w:color w:val="5F6F80"/>
-                <w:sz w:val="18"/>
-                <w:szCs w:val="18"/>
-              </w:rPr>
-              <w:t xml:space="preserve">88, 90, 89, 91 (low variability) vs. 50, 70, 95, 100 (high variability)</w:t>
-            </w:r>
-          </w:p>
-        </w:tc>
-      </w:tr>
-    </w:tbl>
-    <w:tbl>
-      <w:tblPr>
-        <w:tblW w:type="pct" w:w="100%"/>
-        <w:tblBorders>
-          <w:top w:val="none" w:color="FFFFFF" w:sz="0"/>
-          <w:left w:val="none" w:color="FFFFFF" w:sz="0"/>
-          <w:bottom w:val="single" w:color="C7D2DD" w:sz="4"/>
-          <w:right w:val="none" w:color="FFFFFF" w:sz="0"/>
-          <w:insideH w:val="none" w:color="FFFFFF" w:sz="0"/>
-          <w:insideV w:val="none" w:color="FFFFFF" w:sz="0"/>
-        </w:tblBorders>
-      </w:tblPr>
-      <w:tblGrid>
-        <w:gridCol w:w="1800"/>
-        <w:gridCol w:w="7560"/>
-      </w:tblGrid>
-      <w:tr>
-        <w:trPr>
-          <w:cantSplit/>
-        </w:trPr>
-        <w:tc>
-          <w:tcPr>
-            <w:tcW w:type="dxa" w:w="1800"/>
-            <w:tcMar>
-              <w:top w:type="dxa" w:w="100"/>
-              <w:left w:type="dxa" w:w="40"/>
-              <w:bottom w:type="dxa" w:w="100"/>
-              <w:right w:type="dxa" w:w="120"/>
-            </w:tcMar>
-            <w:vAlign w:val="center"/>
-          </w:tcPr>
-          <w:p>
-            <w:pPr>
-              <w:spacing w:after="0"/>
               <w:jc w:val="center"/>
             </w:pPr>
             <w:r>
               <w:drawing>
                 <wp:inline distT="0" distB="0" distL="0" distR="0">
-                  <wp:extent cx="1047750" cy="790575"/>
+                  <wp:extent cx="876300" cy="657225"/>
                   <wp:effectExtent t="0" r="0" b="0" l="0"/>
                   <wp:docPr id="1" name="" descr="" title=""/>
                   <wp:cNvGraphicFramePr>
@@ -1409,7 +1825,7 @@
                         <pic:spPr bwMode="auto">
                           <a:xfrm>
                             <a:off x="0" y="0"/>
-                            <a:ext cx="1047750" cy="790575"/>
+                            <a:ext cx="876300" cy="657225"/>
                           </a:xfrm>
                           <a:prstGeom prst="rect">
                             <a:avLst/>
@@ -1422,32 +1838,108 @@
               </w:drawing>
             </w:r>
           </w:p>
-        </w:tc>
-        <w:tc>
-          <w:tcPr>
-            <w:tcW w:type="dxa" w:w="7560"/>
-            <w:tcMar>
-              <w:top w:type="dxa" w:w="100"/>
-              <w:left w:type="dxa" w:w="40"/>
-              <w:bottom w:type="dxa" w:w="100"/>
-              <w:right w:type="dxa" w:w="40"/>
-            </w:tcMar>
-            <w:vAlign w:val="center"/>
-          </w:tcPr>
-          <w:p>
-            <w:pPr>
-              <w:spacing w:after="50"/>
+          <w:p>
+            <w:pPr>
+              <w:spacing w:after="0"/>
+            </w:pPr>
+            <w:r>
+              <w:rPr>
+                <w:i/>
+                <w:iCs/>
+                <w:color w:val="5F6F80"/>
+                <w:sz w:val="18"/>
+                <w:szCs w:val="18"/>
+              </w:rPr>
+              <w:t xml:space="preserve">Values packed near 3 on the dot plot.</w:t>
+            </w:r>
+          </w:p>
+        </w:tc>
+      </w:tr>
+      <w:tr>
+        <w:trPr>
+          <w:cantSplit/>
+        </w:trPr>
+        <w:tc>
+          <w:tcPr>
+            <w:tcW w:type="dxa" w:w="1800"/>
+            <w:tcMar>
+              <w:top w:type="dxa" w:w="80"/>
+              <w:left w:type="dxa" w:w="100"/>
+              <w:bottom w:type="dxa" w:w="80"/>
+              <w:right w:type="dxa" w:w="100"/>
+            </w:tcMar>
+            <w:vAlign w:val="top"/>
+          </w:tcPr>
+          <w:p>
+            <w:pPr>
+              <w:spacing w:after="30"/>
             </w:pPr>
             <w:r>
               <w:rPr>
                 <w:b/>
                 <w:bCs/>
                 <w:color w:val="12355B"/>
-                <w:sz w:val="24"/>
-                <w:szCs w:val="24"/>
-              </w:rPr>
-              <w:t xml:space="preserve">Cluster</w:t>
-            </w:r>
+                <w:sz w:val="21"/>
+                <w:szCs w:val="21"/>
+              </w:rPr>
+              <w:t xml:space="preserve">Gap</w:t>
+            </w:r>
+          </w:p>
+          <w:p>
+            <w:pPr>
+              <w:spacing w:after="0"/>
+            </w:pPr>
+            <w:r>
+              <w:rPr>
+                <w:i/>
+                <w:iCs/>
+                <w:color w:val="5F6F80"/>
+                <w:sz w:val="18"/>
+                <w:szCs w:val="18"/>
+              </w:rPr>
+              <w:t xml:space="preserve">Brecha</w:t>
+            </w:r>
+          </w:p>
+        </w:tc>
+        <w:tc>
+          <w:tcPr>
+            <w:tcW w:type="dxa" w:w="3160"/>
+            <w:tcMar>
+              <w:top w:type="dxa" w:w="80"/>
+              <w:left w:type="dxa" w:w="100"/>
+              <w:bottom w:type="dxa" w:w="80"/>
+              <w:right w:type="dxa" w:w="100"/>
+            </w:tcMar>
+            <w:vAlign w:val="top"/>
+          </w:tcPr>
+          <w:p>
+            <w:pPr>
+              <w:spacing w:after="0"/>
+            </w:pPr>
+            <w:r>
+              <w:rPr>
+                <w:sz w:val="20"/>
+                <w:szCs w:val="20"/>
+              </w:rPr>
+              <w:t xml:space="preserve">A space on a display where no data values fall.</w:t>
+            </w:r>
+          </w:p>
+        </w:tc>
+        <w:tc>
+          <w:tcPr>
+            <w:tcW w:type="dxa" w:w="2200"/>
+            <w:tcMar>
+              <w:top w:type="dxa" w:w="80"/>
+              <w:left w:type="dxa" w:w="100"/>
+              <w:bottom w:type="dxa" w:w="80"/>
+              <w:right w:type="dxa" w:w="100"/>
+            </w:tcMar>
+            <w:vAlign w:val="top"/>
+          </w:tcPr>
+          <w:p>
+            <w:pPr>
+              <w:spacing w:after="40"/>
+            </w:pPr>
             <w:r>
               <w:rPr>
                 <w:i/>
@@ -1456,89 +1948,41 @@
                 <w:sz w:val="19"/>
                 <w:szCs w:val="19"/>
               </w:rPr>
-              <w:t xml:space="preserve">   Grupo</w:t>
-            </w:r>
-          </w:p>
+              <w:t xml:space="preserve">Not Gap: write a counter-example that breaks the definition.</w:t>
+            </w:r>
+          </w:p>
+          <w:p>
+            <w:pPr>
+              <w:pBdr>
+                <w:bottom w:val="single" w:color="AFBECC" w:sz="6"/>
+              </w:pBdr>
+              <w:spacing w:after="30" w:before="150"/>
+            </w:pPr>
+            <w:r>
+              <w:t xml:space="preserve"/>
+            </w:r>
+          </w:p>
+        </w:tc>
+        <w:tc>
+          <w:tcPr>
+            <w:tcW w:type="dxa" w:w="2200"/>
+            <w:tcMar>
+              <w:top w:type="dxa" w:w="80"/>
+              <w:left w:type="dxa" w:w="100"/>
+              <w:bottom w:type="dxa" w:w="80"/>
+              <w:right w:type="dxa" w:w="100"/>
+            </w:tcMar>
+            <w:vAlign w:val="top"/>
+          </w:tcPr>
           <w:p>
             <w:pPr>
               <w:spacing w:after="40"/>
-            </w:pPr>
-            <w:r>
-              <w:rPr>
-                <w:sz w:val="21"/>
-                <w:szCs w:val="21"/>
-              </w:rPr>
-              <w:t xml:space="preserve">Values bunched close together in one part of a display.</w:t>
-            </w:r>
-          </w:p>
-          <w:p>
-            <w:pPr>
-              <w:spacing w:after="0"/>
-            </w:pPr>
-            <w:r>
-              <w:rPr>
-                <w:b/>
-                <w:bCs/>
-                <w:color w:val="1FA6A2"/>
-                <w:sz w:val="18"/>
-                <w:szCs w:val="18"/>
-              </w:rPr>
-              <w:t xml:space="preserve">Example:  </w:t>
-            </w:r>
-            <w:r>
-              <w:rPr>
-                <w:i/>
-                <w:iCs/>
-                <w:color w:val="5F6F80"/>
-                <w:sz w:val="18"/>
-                <w:szCs w:val="18"/>
-              </w:rPr>
-              <w:t xml:space="preserve">Values packed near 3 on the dot plot.</w:t>
-            </w:r>
-          </w:p>
-        </w:tc>
-      </w:tr>
-    </w:tbl>
-    <w:tbl>
-      <w:tblPr>
-        <w:tblW w:type="pct" w:w="100%"/>
-        <w:tblBorders>
-          <w:top w:val="none" w:color="FFFFFF" w:sz="0"/>
-          <w:left w:val="none" w:color="FFFFFF" w:sz="0"/>
-          <w:bottom w:val="single" w:color="C7D2DD" w:sz="4"/>
-          <w:right w:val="none" w:color="FFFFFF" w:sz="0"/>
-          <w:insideH w:val="none" w:color="FFFFFF" w:sz="0"/>
-          <w:insideV w:val="none" w:color="FFFFFF" w:sz="0"/>
-        </w:tblBorders>
-      </w:tblPr>
-      <w:tblGrid>
-        <w:gridCol w:w="1800"/>
-        <w:gridCol w:w="7560"/>
-      </w:tblGrid>
-      <w:tr>
-        <w:trPr>
-          <w:cantSplit/>
-        </w:trPr>
-        <w:tc>
-          <w:tcPr>
-            <w:tcW w:type="dxa" w:w="1800"/>
-            <w:tcMar>
-              <w:top w:type="dxa" w:w="100"/>
-              <w:left w:type="dxa" w:w="40"/>
-              <w:bottom w:type="dxa" w:w="100"/>
-              <w:right w:type="dxa" w:w="120"/>
-            </w:tcMar>
-            <w:vAlign w:val="center"/>
-          </w:tcPr>
-          <w:p>
-            <w:pPr>
-              <w:spacing w:after="0"/>
               <w:jc w:val="center"/>
             </w:pPr>
             <w:r>
               <w:drawing>
                 <wp:inline distT="0" distB="0" distL="0" distR="0">
-                  <wp:extent cx="1047750" cy="790575"/>
+                  <wp:extent cx="876300" cy="657225"/>
                   <wp:effectExtent t="0" r="0" b="0" l="0"/>
                   <wp:docPr id="1" name="" descr="" title=""/>
                   <wp:cNvGraphicFramePr>
@@ -1563,7 +2007,7 @@
                         <pic:spPr bwMode="auto">
                           <a:xfrm>
                             <a:off x="0" y="0"/>
-                            <a:ext cx="1047750" cy="790575"/>
+                            <a:ext cx="876300" cy="657225"/>
                           </a:xfrm>
                           <a:prstGeom prst="rect">
                             <a:avLst/>
@@ -1576,69 +2020,10 @@
               </w:drawing>
             </w:r>
           </w:p>
-        </w:tc>
-        <w:tc>
-          <w:tcPr>
-            <w:tcW w:type="dxa" w:w="7560"/>
-            <w:tcMar>
-              <w:top w:type="dxa" w:w="100"/>
-              <w:left w:type="dxa" w:w="40"/>
-              <w:bottom w:type="dxa" w:w="100"/>
-              <w:right w:type="dxa" w:w="40"/>
-            </w:tcMar>
-            <w:vAlign w:val="center"/>
-          </w:tcPr>
-          <w:p>
-            <w:pPr>
-              <w:spacing w:after="50"/>
-            </w:pPr>
-            <w:r>
-              <w:rPr>
-                <w:b/>
-                <w:bCs/>
-                <w:color w:val="12355B"/>
-                <w:sz w:val="24"/>
-                <w:szCs w:val="24"/>
-              </w:rPr>
-              <w:t xml:space="preserve">Gap</w:t>
-            </w:r>
-            <w:r>
-              <w:rPr>
-                <w:i/>
-                <w:iCs/>
-                <w:color w:val="5F6F80"/>
-                <w:sz w:val="19"/>
-                <w:szCs w:val="19"/>
-              </w:rPr>
-              <w:t xml:space="preserve">   Brecha</w:t>
-            </w:r>
-          </w:p>
-          <w:p>
-            <w:pPr>
-              <w:spacing w:after="40"/>
-            </w:pPr>
-            <w:r>
-              <w:rPr>
-                <w:sz w:val="21"/>
-                <w:szCs w:val="21"/>
-              </w:rPr>
-              <w:t xml:space="preserve">A space on a display where no data values fall.</w:t>
-            </w:r>
-          </w:p>
           <w:p>
             <w:pPr>
               <w:spacing w:after="0"/>
             </w:pPr>
-            <w:r>
-              <w:rPr>
-                <w:b/>
-                <w:bCs/>
-                <w:color w:val="1FA6A2"/>
-                <w:sz w:val="18"/>
-                <w:szCs w:val="18"/>
-              </w:rPr>
-              <w:t xml:space="preserve">Example:  </w:t>
-            </w:r>
             <w:r>
               <w:rPr>
                 <w:i/>
@@ -3403,6 +3788,149 @@
         <w:t xml:space="preserve"/>
       </w:r>
     </w:p>
+    <w:p>
+      <w:pPr>
+        <w:spacing w:after="60"/>
+      </w:pPr>
+      <w:r>
+        <w:t xml:space="preserve"/>
+      </w:r>
+    </w:p>
+    <w:tbl>
+      <w:tblPr>
+        <w:tblW w:type="dxa" w:w="9360"/>
+        <w:tblBorders>
+          <w:top w:val="single" w:color="C7D2DD" w:sz="6"/>
+          <w:left w:val="single" w:color="C7D2DD" w:sz="6"/>
+          <w:bottom w:val="single" w:color="C7D2DD" w:sz="6"/>
+          <w:right w:val="single" w:color="C7D2DD" w:sz="6"/>
+          <w:insideH w:val="single" w:color="C7D2DD" w:sz="6"/>
+          <w:insideV w:val="single" w:color="C7D2DD" w:sz="6"/>
+        </w:tblBorders>
+      </w:tblPr>
+      <w:tblGrid>
+        <w:gridCol w:w="3120"/>
+        <w:gridCol w:w="3120"/>
+        <w:gridCol w:w="3120"/>
+      </w:tblGrid>
+      <w:tr>
+        <w:trPr>
+          <w:cantSplit/>
+          <w:tblHeader/>
+        </w:trPr>
+        <w:tc>
+          <w:tcPr>
+            <w:tcW w:type="dxa" w:w="9360"/>
+            <w:gridSpan w:val="3"/>
+            <w:shd w:fill="EEF4F8" w:color="auto" w:val="clear"/>
+            <w:tcMar>
+              <w:top w:type="dxa" w:w="60"/>
+              <w:left w:type="dxa" w:w="100"/>
+              <w:bottom w:type="dxa" w:w="60"/>
+              <w:right w:type="dxa" w:w="100"/>
+            </w:tcMar>
+          </w:tcPr>
+          <w:p>
+            <w:pPr>
+              <w:spacing w:after="0"/>
+            </w:pPr>
+            <w:r>
+              <w:rPr>
+                <w:b/>
+                <w:bCs/>
+                <w:color w:val="12355B"/>
+                <w:sz w:val="18"/>
+                <w:szCs w:val="18"/>
+              </w:rPr>
+              <w:t xml:space="preserve">EXIT CHECK · 3-POINT SELF-ASSESSMENT CHECKLIST</w:t>
+            </w:r>
+          </w:p>
+        </w:tc>
+      </w:tr>
+      <w:tr>
+        <w:trPr>
+          <w:cantSplit/>
+        </w:trPr>
+        <w:tc>
+          <w:tcPr>
+            <w:tcW w:type="dxa" w:w="3120"/>
+            <w:tcMar>
+              <w:top w:type="dxa" w:w="80"/>
+              <w:left w:type="dxa" w:w="100"/>
+              <w:bottom w:type="dxa" w:w="80"/>
+              <w:right w:type="dxa" w:w="100"/>
+            </w:tcMar>
+          </w:tcPr>
+          <w:p>
+            <w:pPr>
+              <w:spacing w:after="0"/>
+            </w:pPr>
+            <w:r>
+              <w:rPr>
+                <w:b/>
+                <w:bCs/>
+                <w:color w:val="1A2733"/>
+                <w:sz w:val="18"/>
+                <w:szCs w:val="18"/>
+              </w:rPr>
+              <w:t xml:space="preserve">☐ 1. Units &amp; Labels Verified</w:t>
+            </w:r>
+          </w:p>
+        </w:tc>
+        <w:tc>
+          <w:tcPr>
+            <w:tcW w:type="dxa" w:w="3120"/>
+            <w:tcMar>
+              <w:top w:type="dxa" w:w="80"/>
+              <w:left w:type="dxa" w:w="100"/>
+              <w:bottom w:type="dxa" w:w="80"/>
+              <w:right w:type="dxa" w:w="100"/>
+            </w:tcMar>
+          </w:tcPr>
+          <w:p>
+            <w:pPr>
+              <w:spacing w:after="0"/>
+            </w:pPr>
+            <w:r>
+              <w:rPr>
+                <w:b/>
+                <w:bCs/>
+                <w:color w:val="1A2733"/>
+                <w:sz w:val="18"/>
+                <w:szCs w:val="18"/>
+              </w:rPr>
+              <w:t xml:space="preserve">☐ 2. Reasoning Stated (Because / Although / Therefore)</w:t>
+            </w:r>
+          </w:p>
+        </w:tc>
+        <w:tc>
+          <w:tcPr>
+            <w:tcW w:type="dxa" w:w="3120"/>
+            <w:tcMar>
+              <w:top w:type="dxa" w:w="80"/>
+              <w:left w:type="dxa" w:w="100"/>
+              <w:bottom w:type="dxa" w:w="80"/>
+              <w:right w:type="dxa" w:w="100"/>
+            </w:tcMar>
+          </w:tcPr>
+          <w:p>
+            <w:pPr>
+              <w:spacing w:after="0"/>
+            </w:pPr>
+            <w:r>
+              <w:rPr>
+                <w:b/>
+                <w:bCs/>
+                <w:color w:val="1A2733"/>
+                <w:sz w:val="18"/>
+                <w:szCs w:val="18"/>
+              </w:rPr>
+              <w:t xml:space="preserve">☐ 3. Calculations Double-Checked</w:t>
+            </w:r>
+          </w:p>
+        </w:tc>
+      </w:tr>
+    </w:tbl>
     <w:p>
       <w:pPr>
         <w:pStyle w:val="Heading1"/>
